--- a/영양사정기록지_개정.docx
+++ b/영양사정기록지_개정.docx
@@ -37,17 +37,17 @@
         <w:tblLook w:val="04A0" w:firstRow="1" w:lastRow="0" w:firstColumn="1" w:lastColumn="0" w:noHBand="0" w:noVBand="1"/>
       </w:tblPr>
       <w:tblGrid>
-        <w:gridCol w:w="461"/>
-        <w:gridCol w:w="2555"/>
-        <w:gridCol w:w="555"/>
-        <w:gridCol w:w="1333"/>
-        <w:gridCol w:w="1333"/>
-        <w:gridCol w:w="1246"/>
-        <w:gridCol w:w="154"/>
-        <w:gridCol w:w="1342"/>
-        <w:gridCol w:w="354"/>
-        <w:gridCol w:w="988"/>
-        <w:gridCol w:w="1187"/>
+        <w:gridCol w:w="1553"/>
+        <w:gridCol w:w="709"/>
+        <w:gridCol w:w="709"/>
+        <w:gridCol w:w="1134"/>
+        <w:gridCol w:w="1276"/>
+        <w:gridCol w:w="757"/>
+        <w:gridCol w:w="757"/>
+        <w:gridCol w:w="1434"/>
+        <w:gridCol w:w="624"/>
+        <w:gridCol w:w="624"/>
+        <w:gridCol w:w="1247"/>
       </w:tblGrid>
       <w:tr>
         <w:trPr>

--- a/영양사정기록지_개정.docx
+++ b/영양사정기록지_개정.docx
@@ -37,17 +37,17 @@
         <w:tblLook w:val="04A0" w:firstRow="1" w:lastRow="0" w:firstColumn="1" w:lastColumn="0" w:noHBand="0" w:noVBand="1"/>
       </w:tblPr>
       <w:tblGrid>
-        <w:gridCol w:w="1553"/>
-        <w:gridCol w:w="709"/>
-        <w:gridCol w:w="709"/>
-        <w:gridCol w:w="1134"/>
-        <w:gridCol w:w="1276"/>
-        <w:gridCol w:w="757"/>
-        <w:gridCol w:w="757"/>
-        <w:gridCol w:w="1434"/>
-        <w:gridCol w:w="624"/>
-        <w:gridCol w:w="624"/>
-        <w:gridCol w:w="1247"/>
+        <w:gridCol w:w="461"/>
+        <w:gridCol w:w="2555"/>
+        <w:gridCol w:w="555"/>
+        <w:gridCol w:w="1333"/>
+        <w:gridCol w:w="1333"/>
+        <w:gridCol w:w="1246"/>
+        <w:gridCol w:w="154"/>
+        <w:gridCol w:w="1342"/>
+        <w:gridCol w:w="354"/>
+        <w:gridCol w:w="988"/>
+        <w:gridCol w:w="1187"/>
       </w:tblGrid>
       <w:tr>
         <w:trPr>
@@ -455,8 +455,18 @@
                 <w:sz w:val="18"/>
                 <w:szCs w:val="18"/>
               </w:rPr>
-              <w:t>제갈 순  영양사</w:t>
-            </w:r>
+              <w:t xml:space="preserve">제갈 </w:t>
+            </w:r>
+            <w:proofErr w:type="gramStart"/>
+            <w:r>
+              <w:rPr>
+                <w:rFonts w:ascii="새굴림" w:eastAsia="새굴림" w:hAnsi="새굴림" w:cs="새굴림"/>
+                <w:sz w:val="18"/>
+                <w:szCs w:val="18"/>
+              </w:rPr>
+              <w:t>순  영양사</w:t>
+            </w:r>
+            <w:proofErr w:type="gramEnd"/>
           </w:p>
         </w:tc>
       </w:tr>
@@ -1042,8 +1052,18 @@
                 <w:sz w:val="18"/>
                 <w:szCs w:val="18"/>
               </w:rPr>
-              <w:t>□ 자립식사   □ 부분도움   □ 완전도움</w:t>
-            </w:r>
+              <w:t xml:space="preserve">□ 자립식사   □ 부분도움   □ </w:t>
+            </w:r>
+            <w:proofErr w:type="spellStart"/>
+            <w:r>
+              <w:rPr>
+                <w:rFonts w:ascii="새굴림" w:eastAsia="새굴림" w:hAnsi="새굴림" w:cs="새굴림"/>
+                <w:sz w:val="18"/>
+                <w:szCs w:val="18"/>
+              </w:rPr>
+              <w:t>완전도움</w:t>
+            </w:r>
+            <w:proofErr w:type="spellEnd"/>
           </w:p>
         </w:tc>
         <w:tc>
@@ -1251,7 +1271,71 @@
                 <w:sz w:val="18"/>
                 <w:szCs w:val="18"/>
               </w:rPr>
-              <w:t>□ 젓가락  □ 숟가락  □ 포크숟가락  □ 불가</w:t>
+              <w:t xml:space="preserve">□ </w:t>
+            </w:r>
+            <w:proofErr w:type="gramStart"/>
+            <w:r>
+              <w:rPr>
+                <w:rFonts w:ascii="새굴림" w:eastAsia="새굴림" w:hAnsi="새굴림" w:cs="새굴림"/>
+                <w:sz w:val="18"/>
+                <w:szCs w:val="18"/>
+              </w:rPr>
+              <w:t>젓가락  □</w:t>
+            </w:r>
+            <w:proofErr w:type="gramEnd"/>
+            <w:r>
+              <w:rPr>
+                <w:rFonts w:ascii="새굴림" w:eastAsia="새굴림" w:hAnsi="새굴림" w:cs="새굴림"/>
+                <w:sz w:val="18"/>
+                <w:szCs w:val="18"/>
+              </w:rPr>
+              <w:t xml:space="preserve"> </w:t>
+            </w:r>
+            <w:proofErr w:type="gramStart"/>
+            <w:r>
+              <w:rPr>
+                <w:rFonts w:ascii="새굴림" w:eastAsia="새굴림" w:hAnsi="새굴림" w:cs="새굴림"/>
+                <w:sz w:val="18"/>
+                <w:szCs w:val="18"/>
+              </w:rPr>
+              <w:t>숟가락  □</w:t>
+            </w:r>
+            <w:proofErr w:type="gramEnd"/>
+            <w:r>
+              <w:rPr>
+                <w:rFonts w:ascii="새굴림" w:eastAsia="새굴림" w:hAnsi="새굴림" w:cs="새굴림"/>
+                <w:sz w:val="18"/>
+                <w:szCs w:val="18"/>
+              </w:rPr>
+              <w:t xml:space="preserve"> </w:t>
+            </w:r>
+            <w:proofErr w:type="spellStart"/>
+            <w:proofErr w:type="gramStart"/>
+            <w:r>
+              <w:rPr>
+                <w:rFonts w:ascii="새굴림" w:eastAsia="새굴림" w:hAnsi="새굴림" w:cs="새굴림"/>
+                <w:sz w:val="18"/>
+                <w:szCs w:val="18"/>
+              </w:rPr>
+              <w:t>포크숟가락</w:t>
+            </w:r>
+            <w:proofErr w:type="spellEnd"/>
+            <w:r>
+              <w:rPr>
+                <w:rFonts w:ascii="새굴림" w:eastAsia="새굴림" w:hAnsi="새굴림" w:cs="새굴림"/>
+                <w:sz w:val="18"/>
+                <w:szCs w:val="18"/>
+              </w:rPr>
+              <w:t xml:space="preserve">  □</w:t>
+            </w:r>
+            <w:proofErr w:type="gramEnd"/>
+            <w:r>
+              <w:rPr>
+                <w:rFonts w:ascii="새굴림" w:eastAsia="새굴림" w:hAnsi="새굴림" w:cs="새굴림"/>
+                <w:sz w:val="18"/>
+                <w:szCs w:val="18"/>
+              </w:rPr>
+              <w:t xml:space="preserve"> 불가</w:t>
             </w:r>
           </w:p>
         </w:tc>
@@ -1367,7 +1451,17 @@
                 <w:bCs/>
                 <w:color w:val="7F4F00"/>
               </w:rPr>
-              <w:t>▶ 입소자 신체 특성</w:t>
+              <w:t xml:space="preserve">▶ 입소자 신체 </w:t>
+            </w:r>
+            <w:proofErr w:type="gramStart"/>
+            <w:r>
+              <w:rPr>
+                <w:rFonts w:ascii="새굴림" w:eastAsia="새굴림" w:hAnsi="새굴림" w:cs="새굴림"/>
+                <w:b/>
+                <w:bCs/>
+                <w:color w:val="7F4F00"/>
+              </w:rPr>
+              <w:t>특성</w:t>
             </w:r>
             <w:r>
               <w:rPr>
@@ -1376,7 +1470,17 @@
                 <w:bCs/>
                 <w:color w:val="C00000"/>
               </w:rPr>
-              <w:t xml:space="preserve">  ★ 신설 인증 항목</w:t>
+              <w:t xml:space="preserve">  ★</w:t>
+            </w:r>
+            <w:proofErr w:type="gramEnd"/>
+            <w:r>
+              <w:rPr>
+                <w:rFonts w:ascii="새굴림" w:eastAsia="새굴림" w:hAnsi="새굴림" w:cs="새굴림"/>
+                <w:b/>
+                <w:bCs/>
+                <w:color w:val="C00000"/>
+              </w:rPr>
+              <w:t xml:space="preserve"> 신설 인증 항목</w:t>
             </w:r>
           </w:p>
         </w:tc>
@@ -1452,7 +1556,43 @@
                 <w:sz w:val="18"/>
                 <w:szCs w:val="18"/>
               </w:rPr>
-              <w:t>□ 양호   □ 불량   □ 의치(상악)   □ 의치(하악)   □ 잔존치아 없음</w:t>
+              <w:t>□ 양호   □ 불량   □ 의치(</w:t>
+            </w:r>
+            <w:proofErr w:type="spellStart"/>
+            <w:r>
+              <w:rPr>
+                <w:rFonts w:ascii="새굴림" w:eastAsia="새굴림" w:hAnsi="새굴림" w:cs="새굴림"/>
+                <w:sz w:val="18"/>
+                <w:szCs w:val="18"/>
+              </w:rPr>
+              <w:t>상악</w:t>
+            </w:r>
+            <w:proofErr w:type="spellEnd"/>
+            <w:r>
+              <w:rPr>
+                <w:rFonts w:ascii="새굴림" w:eastAsia="새굴림" w:hAnsi="새굴림" w:cs="새굴림"/>
+                <w:sz w:val="18"/>
+                <w:szCs w:val="18"/>
+              </w:rPr>
+              <w:t>)   □ 의치(</w:t>
+            </w:r>
+            <w:proofErr w:type="spellStart"/>
+            <w:r>
+              <w:rPr>
+                <w:rFonts w:ascii="새굴림" w:eastAsia="새굴림" w:hAnsi="새굴림" w:cs="새굴림"/>
+                <w:sz w:val="18"/>
+                <w:szCs w:val="18"/>
+              </w:rPr>
+              <w:t>하악</w:t>
+            </w:r>
+            <w:proofErr w:type="spellEnd"/>
+            <w:r>
+              <w:rPr>
+                <w:rFonts w:ascii="새굴림" w:eastAsia="새굴림" w:hAnsi="새굴림" w:cs="새굴림"/>
+                <w:sz w:val="18"/>
+                <w:szCs w:val="18"/>
+              </w:rPr>
+              <w:t>)   □ 잔존치아 없음</w:t>
             </w:r>
           </w:p>
         </w:tc>
@@ -1570,6 +1710,7 @@
                 <w:sz w:val="18"/>
                 <w:szCs w:val="18"/>
               </w:rPr>
+              <w:lastRenderedPageBreak/>
               <w:t>배설 양상</w:t>
             </w:r>
           </w:p>
@@ -1820,15 +1961,27 @@
                 <w:szCs w:val="18"/>
               </w:rPr>
             </w:pPr>
-            <w:r>
-              <w:rPr>
-                <w:rFonts w:ascii="새굴림" w:eastAsia="새굴림" w:hAnsi="새굴림" w:cs="새굴림"/>
-                <w:b/>
-                <w:bCs/>
-                <w:sz w:val="18"/>
-                <w:szCs w:val="18"/>
-              </w:rPr>
-              <w:t>비선호 음식</w:t>
+            <w:proofErr w:type="spellStart"/>
+            <w:r>
+              <w:rPr>
+                <w:rFonts w:ascii="새굴림" w:eastAsia="새굴림" w:hAnsi="새굴림" w:cs="새굴림"/>
+                <w:b/>
+                <w:bCs/>
+                <w:sz w:val="18"/>
+                <w:szCs w:val="18"/>
+              </w:rPr>
+              <w:t>비선호</w:t>
+            </w:r>
+            <w:proofErr w:type="spellEnd"/>
+            <w:r>
+              <w:rPr>
+                <w:rFonts w:ascii="새굴림" w:eastAsia="새굴림" w:hAnsi="새굴림" w:cs="새굴림"/>
+                <w:b/>
+                <w:bCs/>
+                <w:sz w:val="18"/>
+                <w:szCs w:val="18"/>
+              </w:rPr>
+              <w:t xml:space="preserve"> 음식</w:t>
             </w:r>
           </w:p>
         </w:tc>
@@ -1905,8 +2058,20 @@
                 <w:sz w:val="18"/>
                 <w:szCs w:val="18"/>
               </w:rPr>
-              <w:t>식품 알러지</w:t>
-            </w:r>
+              <w:t xml:space="preserve">식품 </w:t>
+            </w:r>
+            <w:proofErr w:type="spellStart"/>
+            <w:r>
+              <w:rPr>
+                <w:rFonts w:ascii="새굴림" w:eastAsia="새굴림" w:hAnsi="새굴림" w:cs="새굴림"/>
+                <w:b/>
+                <w:bCs/>
+                <w:sz w:val="18"/>
+                <w:szCs w:val="18"/>
+              </w:rPr>
+              <w:t>알러지</w:t>
+            </w:r>
+            <w:proofErr w:type="spellEnd"/>
           </w:p>
         </w:tc>
         <w:tc>
@@ -1939,7 +2104,25 @@
                 <w:sz w:val="18"/>
                 <w:szCs w:val="18"/>
               </w:rPr>
-              <w:t>□ 없음   □ 있음 (해당식품 :                                                        )</w:t>
+              <w:t>□ 없음   □ 있음 (</w:t>
+            </w:r>
+            <w:proofErr w:type="gramStart"/>
+            <w:r>
+              <w:rPr>
+                <w:rFonts w:ascii="새굴림" w:eastAsia="새굴림" w:hAnsi="새굴림" w:cs="새굴림"/>
+                <w:sz w:val="18"/>
+                <w:szCs w:val="18"/>
+              </w:rPr>
+              <w:t>해당식품 :</w:t>
+            </w:r>
+            <w:proofErr w:type="gramEnd"/>
+            <w:r>
+              <w:rPr>
+                <w:rFonts w:ascii="새굴림" w:eastAsia="새굴림" w:hAnsi="새굴림" w:cs="새굴림"/>
+                <w:sz w:val="18"/>
+                <w:szCs w:val="18"/>
+              </w:rPr>
+              <w:t xml:space="preserve">                                                        )</w:t>
             </w:r>
           </w:p>
         </w:tc>
@@ -1979,7 +2162,17 @@
                 <w:bCs/>
                 <w:color w:val="7F4F00"/>
               </w:rPr>
-              <w:t>▶ 병력 및 약물 사용 이력</w:t>
+              <w:t xml:space="preserve">▶ 병력 및 약물 사용 </w:t>
+            </w:r>
+            <w:proofErr w:type="gramStart"/>
+            <w:r>
+              <w:rPr>
+                <w:rFonts w:ascii="새굴림" w:eastAsia="새굴림" w:hAnsi="새굴림" w:cs="새굴림"/>
+                <w:b/>
+                <w:bCs/>
+                <w:color w:val="7F4F00"/>
+              </w:rPr>
+              <w:t>이력</w:t>
             </w:r>
             <w:r>
               <w:rPr>
@@ -1988,7 +2181,17 @@
                 <w:bCs/>
                 <w:color w:val="C00000"/>
               </w:rPr>
-              <w:t xml:space="preserve">  ★ 신설 인증 항목</w:t>
+              <w:t xml:space="preserve">  ★</w:t>
+            </w:r>
+            <w:proofErr w:type="gramEnd"/>
+            <w:r>
+              <w:rPr>
+                <w:rFonts w:ascii="새굴림" w:eastAsia="새굴림" w:hAnsi="새굴림" w:cs="새굴림"/>
+                <w:b/>
+                <w:bCs/>
+                <w:color w:val="C00000"/>
+              </w:rPr>
+              <w:t xml:space="preserve"> 신설 인증 항목</w:t>
             </w:r>
           </w:p>
         </w:tc>
@@ -2133,7 +2336,91 @@
                 <w:sz w:val="18"/>
                 <w:szCs w:val="18"/>
               </w:rPr>
-              <w:t>□ 당뇨   □ 고혈압   □ 심장질환   □ 뇌혈관질환   □ 신장질환   □ 간질환   □ 암   □ 기타(         )</w:t>
+              <w:t xml:space="preserve">□ 당뇨   □ </w:t>
+            </w:r>
+            <w:proofErr w:type="gramStart"/>
+            <w:r>
+              <w:rPr>
+                <w:rFonts w:ascii="새굴림" w:eastAsia="새굴림" w:hAnsi="새굴림" w:cs="새굴림"/>
+                <w:sz w:val="18"/>
+                <w:szCs w:val="18"/>
+              </w:rPr>
+              <w:t xml:space="preserve">고혈압 </w:t>
+            </w:r>
+            <w:r>
+              <w:rPr>
+                <w:rFonts w:ascii="새굴림" w:eastAsia="새굴림" w:hAnsi="새굴림" w:cs="새굴림" w:hint="eastAsia"/>
+                <w:sz w:val="18"/>
+                <w:szCs w:val="18"/>
+              </w:rPr>
+              <w:t xml:space="preserve"> </w:t>
+            </w:r>
+            <w:r>
+              <w:rPr>
+                <w:rFonts w:ascii="새굴림" w:eastAsia="새굴림" w:hAnsi="새굴림" w:cs="새굴림"/>
+                <w:sz w:val="18"/>
+                <w:szCs w:val="18"/>
+              </w:rPr>
+              <w:t>□</w:t>
+            </w:r>
+            <w:proofErr w:type="gramEnd"/>
+            <w:r>
+              <w:rPr>
+                <w:rFonts w:ascii="새굴림" w:eastAsia="새굴림" w:hAnsi="새굴림" w:cs="새굴림"/>
+                <w:sz w:val="18"/>
+                <w:szCs w:val="18"/>
+              </w:rPr>
+              <w:t xml:space="preserve"> 뇌혈관질환   □ 신</w:t>
+            </w:r>
+            <w:r>
+              <w:rPr>
+                <w:rFonts w:ascii="새굴림" w:eastAsia="새굴림" w:hAnsi="새굴림" w:cs="새굴림" w:hint="eastAsia"/>
+                <w:sz w:val="18"/>
+                <w:szCs w:val="18"/>
+              </w:rPr>
+              <w:t>경</w:t>
+            </w:r>
+            <w:r>
+              <w:rPr>
+                <w:rFonts w:ascii="새굴림" w:eastAsia="새굴림" w:hAnsi="새굴림" w:cs="새굴림"/>
+                <w:sz w:val="18"/>
+                <w:szCs w:val="18"/>
+              </w:rPr>
+              <w:t xml:space="preserve">질환   □ </w:t>
+            </w:r>
+            <w:r>
+              <w:rPr>
+                <w:rFonts w:ascii="새굴림" w:eastAsia="새굴림" w:hAnsi="새굴림" w:cs="새굴림" w:hint="eastAsia"/>
+                <w:sz w:val="18"/>
+                <w:szCs w:val="18"/>
+              </w:rPr>
+              <w:t>치매</w:t>
+            </w:r>
+            <w:r>
+              <w:rPr>
+                <w:rFonts w:ascii="새굴림" w:eastAsia="새굴림" w:hAnsi="새굴림" w:cs="새굴림"/>
+                <w:sz w:val="18"/>
+                <w:szCs w:val="18"/>
+              </w:rPr>
+              <w:t xml:space="preserve">   □ 암   □ </w:t>
+            </w:r>
+            <w:proofErr w:type="gramStart"/>
+            <w:r>
+              <w:rPr>
+                <w:rFonts w:ascii="새굴림" w:eastAsia="새굴림" w:hAnsi="새굴림" w:cs="새굴림"/>
+                <w:sz w:val="18"/>
+                <w:szCs w:val="18"/>
+              </w:rPr>
+              <w:t xml:space="preserve">기타(  </w:t>
+            </w:r>
+            <w:proofErr w:type="gramEnd"/>
+            <w:r>
+              <w:rPr>
+                <w:rFonts w:ascii="새굴림" w:eastAsia="새굴림" w:hAnsi="새굴림" w:cs="새굴림"/>
+                <w:sz w:val="18"/>
+                <w:szCs w:val="18"/>
+              </w:rPr>
+              <w:t xml:space="preserve">       )</w:t>
             </w:r>
           </w:p>
         </w:tc>
@@ -2211,7 +2498,43 @@
                 <w:sz w:val="18"/>
                 <w:szCs w:val="18"/>
               </w:rPr>
-              <w:t>□ 없음   □ 있음 (약물명 및 복용 이유 :                                          )</w:t>
+              <w:t>□ 없음   □ 있음 (</w:t>
+            </w:r>
+            <w:proofErr w:type="spellStart"/>
+            <w:r>
+              <w:rPr>
+                <w:rFonts w:ascii="새굴림" w:eastAsia="새굴림" w:hAnsi="새굴림" w:cs="새굴림"/>
+                <w:sz w:val="18"/>
+                <w:szCs w:val="18"/>
+              </w:rPr>
+              <w:t>약물명</w:t>
+            </w:r>
+            <w:proofErr w:type="spellEnd"/>
+            <w:r>
+              <w:rPr>
+                <w:rFonts w:ascii="새굴림" w:eastAsia="새굴림" w:hAnsi="새굴림" w:cs="새굴림"/>
+                <w:sz w:val="18"/>
+                <w:szCs w:val="18"/>
+              </w:rPr>
+              <w:t xml:space="preserve"> 및 복용 </w:t>
+            </w:r>
+            <w:proofErr w:type="gramStart"/>
+            <w:r>
+              <w:rPr>
+                <w:rFonts w:ascii="새굴림" w:eastAsia="새굴림" w:hAnsi="새굴림" w:cs="새굴림"/>
+                <w:sz w:val="18"/>
+                <w:szCs w:val="18"/>
+              </w:rPr>
+              <w:t>이유 :</w:t>
+            </w:r>
+            <w:proofErr w:type="gramEnd"/>
+            <w:r>
+              <w:rPr>
+                <w:rFonts w:ascii="새굴림" w:eastAsia="새굴림" w:hAnsi="새굴림" w:cs="새굴림"/>
+                <w:sz w:val="18"/>
+                <w:szCs w:val="18"/>
+              </w:rPr>
+              <w:t xml:space="preserve">                                          )</w:t>
             </w:r>
           </w:p>
         </w:tc>
@@ -2289,7 +2612,25 @@
                 <w:sz w:val="18"/>
                 <w:szCs w:val="18"/>
               </w:rPr>
-              <w:t>□ 없음   □ 식욕저하   □ 구역/구토   □ 미각변화   □ 흡수장애   □ 기타(         )</w:t>
+              <w:t xml:space="preserve">□ 없음   □ 식욕저하   □ 구역/구토    □ 흡수장애   □ </w:t>
+            </w:r>
+            <w:proofErr w:type="gramStart"/>
+            <w:r>
+              <w:rPr>
+                <w:rFonts w:ascii="새굴림" w:eastAsia="새굴림" w:hAnsi="새굴림" w:cs="새굴림"/>
+                <w:sz w:val="18"/>
+                <w:szCs w:val="18"/>
+              </w:rPr>
+              <w:t xml:space="preserve">기타(  </w:t>
+            </w:r>
+            <w:proofErr w:type="gramEnd"/>
+            <w:r>
+              <w:rPr>
+                <w:rFonts w:ascii="새굴림" w:eastAsia="새굴림" w:hAnsi="새굴림" w:cs="새굴림"/>
+                <w:sz w:val="18"/>
+                <w:szCs w:val="18"/>
+              </w:rPr>
+              <w:t xml:space="preserve">       )</w:t>
             </w:r>
           </w:p>
         </w:tc>
@@ -2329,7 +2670,17 @@
                 <w:bCs/>
                 <w:color w:val="7F4F00"/>
               </w:rPr>
-              <w:t>▶ 종교 및 문화적 특성</w:t>
+              <w:t xml:space="preserve">▶ 종교 및 문화적 </w:t>
+            </w:r>
+            <w:proofErr w:type="gramStart"/>
+            <w:r>
+              <w:rPr>
+                <w:rFonts w:ascii="새굴림" w:eastAsia="새굴림" w:hAnsi="새굴림" w:cs="새굴림"/>
+                <w:b/>
+                <w:bCs/>
+                <w:color w:val="7F4F00"/>
+              </w:rPr>
+              <w:t>특성</w:t>
             </w:r>
             <w:r>
               <w:rPr>
@@ -2338,7 +2689,17 @@
                 <w:bCs/>
                 <w:color w:val="C00000"/>
               </w:rPr>
-              <w:t xml:space="preserve">  ★ 신설 인증 항목</w:t>
+              <w:t xml:space="preserve">  ★</w:t>
+            </w:r>
+            <w:proofErr w:type="gramEnd"/>
+            <w:r>
+              <w:rPr>
+                <w:rFonts w:ascii="새굴림" w:eastAsia="새굴림" w:hAnsi="새굴림" w:cs="새굴림"/>
+                <w:b/>
+                <w:bCs/>
+                <w:color w:val="C00000"/>
+              </w:rPr>
+              <w:t xml:space="preserve"> 신설 인증 항목</w:t>
             </w:r>
           </w:p>
         </w:tc>
@@ -2372,6 +2733,7 @@
                 <w:szCs w:val="18"/>
               </w:rPr>
             </w:pPr>
+            <w:proofErr w:type="gramStart"/>
             <w:r>
               <w:rPr>
                 <w:rFonts w:ascii="새굴림" w:eastAsia="새굴림" w:hAnsi="새굴림" w:cs="새굴림"/>
@@ -2382,6 +2744,7 @@
               </w:rPr>
               <w:t>종  교</w:t>
             </w:r>
+            <w:proofErr w:type="gramEnd"/>
           </w:p>
         </w:tc>
         <w:tc>
@@ -2411,7 +2774,25 @@
                 <w:sz w:val="18"/>
                 <w:szCs w:val="18"/>
               </w:rPr>
-              <w:t>□ 없음   □ 기독교   □ 천주교   □ 불교   □ 기타(         )</w:t>
+              <w:t xml:space="preserve">□ 없음   □ 기독교   □ 천주교   □ 불교   □ </w:t>
+            </w:r>
+            <w:proofErr w:type="gramStart"/>
+            <w:r>
+              <w:rPr>
+                <w:rFonts w:ascii="새굴림" w:eastAsia="새굴림" w:hAnsi="새굴림" w:cs="새굴림"/>
+                <w:sz w:val="18"/>
+                <w:szCs w:val="18"/>
+              </w:rPr>
+              <w:t xml:space="preserve">기타(  </w:t>
+            </w:r>
+            <w:proofErr w:type="gramEnd"/>
+            <w:r>
+              <w:rPr>
+                <w:rFonts w:ascii="새굴림" w:eastAsia="새굴림" w:hAnsi="새굴림" w:cs="새굴림"/>
+                <w:sz w:val="18"/>
+                <w:szCs w:val="18"/>
+              </w:rPr>
+              <w:t xml:space="preserve">       )</w:t>
             </w:r>
           </w:p>
         </w:tc>
@@ -2516,6 +2897,7 @@
                 <w:sz w:val="18"/>
                 <w:szCs w:val="18"/>
               </w:rPr>
+              <w:lastRenderedPageBreak/>
               <w:t>종교적식사 제한</w:t>
             </w:r>
           </w:p>
@@ -2550,7 +2932,25 @@
                 <w:sz w:val="18"/>
                 <w:szCs w:val="18"/>
               </w:rPr>
-              <w:t>□ 없음   □ 육류 제한    □ 특정 음식 금기 (내용 :                             )</w:t>
+              <w:t>□ 없음   □ 육류 제한    □ 특정 음식 금기 (</w:t>
+            </w:r>
+            <w:proofErr w:type="gramStart"/>
+            <w:r>
+              <w:rPr>
+                <w:rFonts w:ascii="새굴림" w:eastAsia="새굴림" w:hAnsi="새굴림" w:cs="새굴림"/>
+                <w:sz w:val="18"/>
+                <w:szCs w:val="18"/>
+              </w:rPr>
+              <w:t>내용 :</w:t>
+            </w:r>
+            <w:proofErr w:type="gramEnd"/>
+            <w:r>
+              <w:rPr>
+                <w:rFonts w:ascii="새굴림" w:eastAsia="새굴림" w:hAnsi="새굴림" w:cs="새굴림"/>
+                <w:sz w:val="18"/>
+                <w:szCs w:val="18"/>
+              </w:rPr>
+              <w:t xml:space="preserve">                             )</w:t>
             </w:r>
           </w:p>
         </w:tc>
@@ -2628,7 +3028,25 @@
                 <w:sz w:val="18"/>
                 <w:szCs w:val="18"/>
               </w:rPr>
-              <w:t>□ 없음   □ 있음 (내용 :                                                               )</w:t>
+              <w:t>□ 없음   □ 있음 (</w:t>
+            </w:r>
+            <w:proofErr w:type="gramStart"/>
+            <w:r>
+              <w:rPr>
+                <w:rFonts w:ascii="새굴림" w:eastAsia="새굴림" w:hAnsi="새굴림" w:cs="새굴림"/>
+                <w:sz w:val="18"/>
+                <w:szCs w:val="18"/>
+              </w:rPr>
+              <w:t>내용 :</w:t>
+            </w:r>
+            <w:proofErr w:type="gramEnd"/>
+            <w:r>
+              <w:rPr>
+                <w:rFonts w:ascii="새굴림" w:eastAsia="새굴림" w:hAnsi="새굴림" w:cs="새굴림"/>
+                <w:sz w:val="18"/>
+                <w:szCs w:val="18"/>
+              </w:rPr>
+              <w:t xml:space="preserve">                                                               )</w:t>
             </w:r>
           </w:p>
         </w:tc>
@@ -2706,7 +3124,43 @@
                 <w:sz w:val="18"/>
                 <w:szCs w:val="18"/>
               </w:rPr>
-              <w:t>□ 해당없음   □ 있음 (내용 :                                                         )</w:t>
+              <w:t xml:space="preserve">□ </w:t>
+            </w:r>
+            <w:proofErr w:type="spellStart"/>
+            <w:r>
+              <w:rPr>
+                <w:rFonts w:ascii="새굴림" w:eastAsia="새굴림" w:hAnsi="새굴림" w:cs="새굴림"/>
+                <w:sz w:val="18"/>
+                <w:szCs w:val="18"/>
+              </w:rPr>
+              <w:t>해당없음</w:t>
+            </w:r>
+            <w:proofErr w:type="spellEnd"/>
+            <w:r>
+              <w:rPr>
+                <w:rFonts w:ascii="새굴림" w:eastAsia="새굴림" w:hAnsi="새굴림" w:cs="새굴림"/>
+                <w:sz w:val="18"/>
+                <w:szCs w:val="18"/>
+              </w:rPr>
+              <w:t xml:space="preserve">   □ 있음 (</w:t>
+            </w:r>
+            <w:proofErr w:type="gramStart"/>
+            <w:r>
+              <w:rPr>
+                <w:rFonts w:ascii="새굴림" w:eastAsia="새굴림" w:hAnsi="새굴림" w:cs="새굴림"/>
+                <w:sz w:val="18"/>
+                <w:szCs w:val="18"/>
+              </w:rPr>
+              <w:t>내용 :</w:t>
+            </w:r>
+            <w:proofErr w:type="gramEnd"/>
+            <w:r>
+              <w:rPr>
+                <w:rFonts w:ascii="새굴림" w:eastAsia="새굴림" w:hAnsi="새굴림" w:cs="새굴림"/>
+                <w:sz w:val="18"/>
+                <w:szCs w:val="18"/>
+              </w:rPr>
+              <w:t xml:space="preserve">                                                         )</w:t>
             </w:r>
           </w:p>
         </w:tc>
@@ -2746,7 +3200,27 @@
                 <w:bCs/>
                 <w:color w:val="1F3864"/>
               </w:rPr>
-              <w:t>▶ 수급자 및 보호자 개별 욕구</w:t>
+              <w:t xml:space="preserve">▶ </w:t>
+            </w:r>
+            <w:proofErr w:type="spellStart"/>
+            <w:r>
+              <w:rPr>
+                <w:rFonts w:ascii="새굴림" w:eastAsia="새굴림" w:hAnsi="새굴림" w:cs="새굴림"/>
+                <w:b/>
+                <w:bCs/>
+                <w:color w:val="1F3864"/>
+              </w:rPr>
+              <w:t>수급자</w:t>
+            </w:r>
+            <w:proofErr w:type="spellEnd"/>
+            <w:r>
+              <w:rPr>
+                <w:rFonts w:ascii="새굴림" w:eastAsia="새굴림" w:hAnsi="새굴림" w:cs="새굴림"/>
+                <w:b/>
+                <w:bCs/>
+                <w:color w:val="1F3864"/>
+              </w:rPr>
+              <w:t xml:space="preserve"> 및 보호자 개별 욕구</w:t>
             </w:r>
           </w:p>
         </w:tc>
@@ -2859,6 +3333,7 @@
                 <w:szCs w:val="18"/>
               </w:rPr>
             </w:pPr>
+            <w:proofErr w:type="spellStart"/>
             <w:r>
               <w:rPr>
                 <w:rFonts w:ascii="새굴림" w:eastAsia="새굴림" w:hAnsi="새굴림" w:cs="새굴림"/>
@@ -2867,6 +3342,7 @@
               </w:rPr>
               <w:t>수급자</w:t>
             </w:r>
+            <w:proofErr w:type="spellEnd"/>
           </w:p>
         </w:tc>
         <w:tc>
@@ -3198,8 +3674,21 @@
                 <w:sz w:val="18"/>
                 <w:szCs w:val="18"/>
               </w:rPr>
-              <w:t>식사 사진 등 첨부</w:t>
-            </w:r>
+              <w:lastRenderedPageBreak/>
+              <w:t xml:space="preserve">식사 </w:t>
+            </w:r>
+            <w:proofErr w:type="gramStart"/>
+            <w:r>
+              <w:rPr>
+                <w:rFonts w:ascii="새굴림" w:eastAsia="새굴림" w:hAnsi="새굴림" w:cs="새굴림"/>
+                <w:b/>
+                <w:bCs/>
+                <w:sz w:val="18"/>
+                <w:szCs w:val="18"/>
+              </w:rPr>
+              <w:t>사진  첨부</w:t>
+            </w:r>
+            <w:proofErr w:type="gramEnd"/>
           </w:p>
         </w:tc>
         <w:tc>
@@ -3246,6 +3735,44 @@
     </w:sectPr>
   </w:body>
 </w:document>
+</file>
+
+<file path=word/endnotes.xml><?xml version="1.0" encoding="utf-8"?>
+<w:endnotes xmlns:wpc="http://schemas.microsoft.com/office/word/2010/wordprocessingCanvas" xmlns:cx="http://schemas.microsoft.com/office/drawing/2014/chartex" xmlns:cx1="http://schemas.microsoft.com/office/drawing/2015/9/8/chartex" xmlns:cx2="http://schemas.microsoft.com/office/drawing/2015/10/21/chartex" xmlns:cx3="http://schemas.microsoft.com/office/drawing/2016/5/9/chartex" xmlns:cx4="http://schemas.microsoft.com/office/drawing/2016/5/10/chartex" xmlns:cx5="http://schemas.microsoft.com/office/drawing/2016/5/11/chartex" xmlns:cx6="http://schemas.microsoft.com/office/drawing/2016/5/12/chartex" xmlns:cx7="http://schemas.microsoft.com/office/drawing/2016/5/13/chartex" xmlns:cx8="http://schemas.microsoft.com/office/drawing/2016/5/14/chartex" xmlns:mc="http://schemas.openxmlformats.org/markup-compatibility/2006" xmlns:aink="http://schemas.microsoft.com/office/drawing/2016/ink" xmlns:am3d="http://schemas.microsoft.com/office/drawing/2017/model3d" xmlns:o="urn:schemas-microsoft-com:office:office" xmlns:oel="http://schemas.microsoft.com/office/2019/extlst" xmlns:r="http://schemas.openxmlformats.org/officeDocument/2006/relationships" xmlns:m="http://schemas.openxmlformats.org/officeDocument/2006/math" xmlns:v="urn:schemas-microsoft-com:vml" xmlns:wp14="http://schemas.microsoft.com/office/word/2010/wordprocessingDrawing" xmlns:wp="http://schemas.openxmlformats.org/drawingml/2006/wordprocessingDrawing" xmlns:w10="urn:schemas-microsoft-com:office:word" xmlns:w="http://schemas.openxmlformats.org/wordprocessingml/2006/main" xmlns:w14="http://schemas.microsoft.com/office/word/2010/wordml" xmlns:w15="http://schemas.microsoft.com/office/word/2012/wordml" xmlns:w16cex="http://schemas.microsoft.com/office/word/2018/wordml/cex" xmlns:w16cid="http://schemas.microsoft.com/office/word/2016/wordml/cid" xmlns:w16="http://schemas.microsoft.com/office/word/2018/wordml" xmlns:w16du="http://schemas.microsoft.com/office/word/2023/wordml/word16du" xmlns:w16sdtdh="http://schemas.microsoft.com/office/word/2020/wordml/sdtdatahash" xmlns:w16sdtfl="http://schemas.microsoft.com/office/word/2024/wordml/sdtformatlock" xmlns:w16se="http://schemas.microsoft.com/office/word/2015/wordml/symex" xmlns:wpg="http://schemas.microsoft.com/office/word/2010/wordprocessingGroup" xmlns:wpi="http://schemas.microsoft.com/office/word/2010/wordprocessingInk" xmlns:wne="http://schemas.microsoft.com/office/word/2006/wordml" xmlns:wps="http://schemas.microsoft.com/office/word/2010/wordprocessingShape" mc:Ignorable="w14 w15 w16se w16cid w16 w16cex w16sdtdh w16sdtfl w16du wp14">
+  <w:endnote w:type="separator" w:id="-1">
+    <w:p>
+      <w:r>
+        <w:separator/>
+      </w:r>
+    </w:p>
+  </w:endnote>
+  <w:endnote w:type="continuationSeparator" w:id="0">
+    <w:p>
+      <w:r>
+        <w:continuationSeparator/>
+      </w:r>
+    </w:p>
+  </w:endnote>
+</w:endnotes>
+</file>
+
+<file path=word/footnotes.xml><?xml version="1.0" encoding="utf-8"?>
+<w:footnotes xmlns:wpc="http://schemas.microsoft.com/office/word/2010/wordprocessingCanvas" xmlns:cx="http://schemas.microsoft.com/office/drawing/2014/chartex" xmlns:cx1="http://schemas.microsoft.com/office/drawing/2015/9/8/chartex" xmlns:cx2="http://schemas.microsoft.com/office/drawing/2015/10/21/chartex" xmlns:cx3="http://schemas.microsoft.com/office/drawing/2016/5/9/chartex" xmlns:cx4="http://schemas.microsoft.com/office/drawing/2016/5/10/chartex" xmlns:cx5="http://schemas.microsoft.com/office/drawing/2016/5/11/chartex" xmlns:cx6="http://schemas.microsoft.com/office/drawing/2016/5/12/chartex" xmlns:cx7="http://schemas.microsoft.com/office/drawing/2016/5/13/chartex" xmlns:cx8="http://schemas.microsoft.com/office/drawing/2016/5/14/chartex" xmlns:mc="http://schemas.openxmlformats.org/markup-compatibility/2006" xmlns:aink="http://schemas.microsoft.com/office/drawing/2016/ink" xmlns:am3d="http://schemas.microsoft.com/office/drawing/2017/model3d" xmlns:o="urn:schemas-microsoft-com:office:office" xmlns:oel="http://schemas.microsoft.com/office/2019/extlst" xmlns:r="http://schemas.openxmlformats.org/officeDocument/2006/relationships" xmlns:m="http://schemas.openxmlformats.org/officeDocument/2006/math" xmlns:v="urn:schemas-microsoft-com:vml" xmlns:wp14="http://schemas.microsoft.com/office/word/2010/wordprocessingDrawing" xmlns:wp="http://schemas.openxmlformats.org/drawingml/2006/wordprocessingDrawing" xmlns:w10="urn:schemas-microsoft-com:office:word" xmlns:w="http://schemas.openxmlformats.org/wordprocessingml/2006/main" xmlns:w14="http://schemas.microsoft.com/office/word/2010/wordml" xmlns:w15="http://schemas.microsoft.com/office/word/2012/wordml" xmlns:w16cex="http://schemas.microsoft.com/office/word/2018/wordml/cex" xmlns:w16cid="http://schemas.microsoft.com/office/word/2016/wordml/cid" xmlns:w16="http://schemas.microsoft.com/office/word/2018/wordml" xmlns:w16du="http://schemas.microsoft.com/office/word/2023/wordml/word16du" xmlns:w16sdtdh="http://schemas.microsoft.com/office/word/2020/wordml/sdtdatahash" xmlns:w16sdtfl="http://schemas.microsoft.com/office/word/2024/wordml/sdtformatlock" xmlns:w16se="http://schemas.microsoft.com/office/word/2015/wordml/symex" xmlns:wpg="http://schemas.microsoft.com/office/word/2010/wordprocessingGroup" xmlns:wpi="http://schemas.microsoft.com/office/word/2010/wordprocessingInk" xmlns:wne="http://schemas.microsoft.com/office/word/2006/wordml" xmlns:wps="http://schemas.microsoft.com/office/word/2010/wordprocessingShape" mc:Ignorable="w14 w15 w16se w16cid w16 w16cex w16sdtdh w16sdtfl w16du wp14">
+  <w:footnote w:type="separator" w:id="-1">
+    <w:p>
+      <w:r>
+        <w:separator/>
+      </w:r>
+    </w:p>
+  </w:footnote>
+  <w:footnote w:type="continuationSeparator" w:id="0">
+    <w:p>
+      <w:r>
+        <w:continuationSeparator/>
+      </w:r>
+    </w:p>
+  </w:footnote>
+</w:footnotes>
 </file>
 
 <file path=word/styles.xml><?xml version="1.0" encoding="utf-8"?>
@@ -3814,6 +4341,50 @@
       <w:szCs w:val="20"/>
     </w:rPr>
   </w:style>
+  <w:style w:type="paragraph" w:styleId="aa">
+    <w:name w:val="header"/>
+    <w:basedOn w:val="a"/>
+    <w:link w:val="Char1"/>
+    <w:uiPriority w:val="99"/>
+    <w:unhideWhenUsed/>
+    <w:rsid w:val="00402A63"/>
+    <w:pPr>
+      <w:tabs>
+        <w:tab w:val="center" w:pos="4513"/>
+        <w:tab w:val="right" w:pos="9026"/>
+      </w:tabs>
+      <w:snapToGrid w:val="0"/>
+    </w:pPr>
+  </w:style>
+  <w:style w:type="character" w:customStyle="1" w:styleId="Char1">
+    <w:name w:val="머리글 Char"/>
+    <w:basedOn w:val="a0"/>
+    <w:link w:val="aa"/>
+    <w:uiPriority w:val="99"/>
+    <w:rsid w:val="00402A63"/>
+  </w:style>
+  <w:style w:type="paragraph" w:styleId="ab">
+    <w:name w:val="footer"/>
+    <w:basedOn w:val="a"/>
+    <w:link w:val="Char2"/>
+    <w:uiPriority w:val="99"/>
+    <w:unhideWhenUsed/>
+    <w:rsid w:val="00402A63"/>
+    <w:pPr>
+      <w:tabs>
+        <w:tab w:val="center" w:pos="4513"/>
+        <w:tab w:val="right" w:pos="9026"/>
+      </w:tabs>
+      <w:snapToGrid w:val="0"/>
+    </w:pPr>
+  </w:style>
+  <w:style w:type="character" w:customStyle="1" w:styleId="Char2">
+    <w:name w:val="바닥글 Char"/>
+    <w:basedOn w:val="a0"/>
+    <w:link w:val="ab"/>
+    <w:uiPriority w:val="99"/>
+    <w:rsid w:val="00402A63"/>
+  </w:style>
 </w:styles>
 </file>
 

--- a/영양사정기록지_개정.docx
+++ b/영양사정기록지_개정.docx
@@ -24,7 +24,7 @@
     </w:p>
     <w:tbl>
       <w:tblPr>
-        <w:tblW w:w="10826" w:type="dxa"/>
+        <w:tblW w:w="10627" w:type="dxa"/>
         <w:jc w:val="center"/>
         <w:tblBorders>
           <w:top w:val="single" w:sz="4" w:space="0" w:color="auto"/>
@@ -34,29 +34,30 @@
           <w:insideH w:val="single" w:sz="4" w:space="0" w:color="4472C4"/>
           <w:insideV w:val="single" w:sz="4" w:space="0" w:color="AAAAAA"/>
         </w:tblBorders>
+        <w:tblLayout w:type="fixed"/>
         <w:tblLook w:val="04A0" w:firstRow="1" w:lastRow="0" w:firstColumn="1" w:lastColumn="0" w:noHBand="0" w:noVBand="1"/>
       </w:tblPr>
       <w:tblGrid>
-        <w:gridCol w:w="461"/>
-        <w:gridCol w:w="2555"/>
-        <w:gridCol w:w="555"/>
-        <w:gridCol w:w="1333"/>
-        <w:gridCol w:w="1333"/>
-        <w:gridCol w:w="1246"/>
-        <w:gridCol w:w="154"/>
-        <w:gridCol w:w="1342"/>
-        <w:gridCol w:w="354"/>
-        <w:gridCol w:w="988"/>
-        <w:gridCol w:w="1187"/>
+        <w:gridCol w:w="1413"/>
+        <w:gridCol w:w="1375"/>
+        <w:gridCol w:w="468"/>
+        <w:gridCol w:w="1134"/>
+        <w:gridCol w:w="1275"/>
+        <w:gridCol w:w="1418"/>
+        <w:gridCol w:w="425"/>
+        <w:gridCol w:w="1134"/>
+        <w:gridCol w:w="709"/>
+        <w:gridCol w:w="283"/>
+        <w:gridCol w:w="993"/>
       </w:tblGrid>
       <w:tr>
         <w:trPr>
-          <w:trHeight w:val="392"/>
+          <w:trHeight w:val="600"/>
           <w:jc w:val="center"/>
         </w:trPr>
         <w:tc>
           <w:tcPr>
-            <w:tcW w:w="10825" w:type="dxa"/>
+            <w:tcW w:w="10627" w:type="dxa"/>
             <w:gridSpan w:val="11"/>
             <w:tcBorders>
               <w:top w:val="single" w:sz="4" w:space="0" w:color="4472C4"/>
@@ -97,7 +98,7 @@
         </w:trPr>
         <w:tc>
           <w:tcPr>
-            <w:tcW w:w="1400" w:type="dxa"/>
+            <w:tcW w:w="1413" w:type="dxa"/>
             <w:tcBorders>
               <w:left w:val="single" w:sz="4" w:space="0" w:color="AAAAAA"/>
             </w:tcBorders>
@@ -133,7 +134,7 @@
         </w:tc>
         <w:tc>
           <w:tcPr>
-            <w:tcW w:w="1333" w:type="dxa"/>
+            <w:tcW w:w="1843" w:type="dxa"/>
             <w:gridSpan w:val="2"/>
             <w:shd w:val="clear" w:color="auto" w:fill="FFFFFF"/>
             <w:tcMar>
@@ -167,7 +168,7 @@
         </w:tc>
         <w:tc>
           <w:tcPr>
-            <w:tcW w:w="1333" w:type="dxa"/>
+            <w:tcW w:w="1134" w:type="dxa"/>
             <w:tcBorders>
               <w:top w:val="single" w:sz="4" w:space="0" w:color="AAAAAA"/>
               <w:bottom w:val="single" w:sz="4" w:space="0" w:color="AAAAAA"/>
@@ -198,7 +199,7 @@
         </w:tc>
         <w:tc>
           <w:tcPr>
-            <w:tcW w:w="1333" w:type="dxa"/>
+            <w:tcW w:w="1275" w:type="dxa"/>
             <w:shd w:val="clear" w:color="auto" w:fill="FFFFFF"/>
             <w:vAlign w:val="center"/>
           </w:tcPr>
@@ -217,41 +218,41 @@
         </w:tc>
         <w:tc>
           <w:tcPr>
-            <w:tcW w:w="1400" w:type="dxa"/>
+            <w:tcW w:w="1418" w:type="dxa"/>
+            <w:shd w:val="clear" w:color="auto" w:fill="D6E4F0"/>
+            <w:tcMar>
+              <w:top w:w="100" w:type="dxa"/>
+              <w:left w:w="140" w:type="dxa"/>
+              <w:bottom w:w="100" w:type="dxa"/>
+              <w:right w:w="140" w:type="dxa"/>
+            </w:tcMar>
+            <w:vAlign w:val="center"/>
+          </w:tcPr>
+          <w:p>
+            <w:pPr>
+              <w:jc w:val="center"/>
+              <w:rPr>
+                <w:rFonts w:ascii="새굴림" w:eastAsia="새굴림" w:hAnsi="새굴림" w:cs="새굴림"/>
+                <w:sz w:val="18"/>
+                <w:szCs w:val="18"/>
+              </w:rPr>
+            </w:pPr>
+            <w:r>
+              <w:rPr>
+                <w:rFonts w:ascii="새굴림" w:eastAsia="새굴림" w:hAnsi="새굴림" w:cs="새굴림"/>
+                <w:b/>
+                <w:bCs/>
+                <w:sz w:val="18"/>
+                <w:szCs w:val="18"/>
+              </w:rPr>
+              <w:t>생년월일</w:t>
+            </w:r>
+          </w:p>
+        </w:tc>
+        <w:tc>
+          <w:tcPr>
+            <w:tcW w:w="1559" w:type="dxa"/>
             <w:gridSpan w:val="2"/>
-            <w:shd w:val="clear" w:color="auto" w:fill="D6E4F0"/>
-            <w:tcMar>
-              <w:top w:w="100" w:type="dxa"/>
-              <w:left w:w="140" w:type="dxa"/>
-              <w:bottom w:w="100" w:type="dxa"/>
-              <w:right w:w="140" w:type="dxa"/>
-            </w:tcMar>
-            <w:vAlign w:val="center"/>
-          </w:tcPr>
-          <w:p>
-            <w:pPr>
-              <w:jc w:val="center"/>
-              <w:rPr>
-                <w:rFonts w:ascii="새굴림" w:eastAsia="새굴림" w:hAnsi="새굴림" w:cs="새굴림"/>
-                <w:sz w:val="18"/>
-                <w:szCs w:val="18"/>
-              </w:rPr>
-            </w:pPr>
-            <w:r>
-              <w:rPr>
-                <w:rFonts w:ascii="새굴림" w:eastAsia="새굴림" w:hAnsi="새굴림" w:cs="새굴림"/>
-                <w:b/>
-                <w:bCs/>
-                <w:sz w:val="18"/>
-                <w:szCs w:val="18"/>
-              </w:rPr>
-              <w:t>생년월일</w:t>
-            </w:r>
-          </w:p>
-        </w:tc>
-        <w:tc>
-          <w:tcPr>
-            <w:tcW w:w="1342" w:type="dxa"/>
             <w:shd w:val="clear" w:color="auto" w:fill="FFFFFF"/>
             <w:tcMar>
               <w:top w:w="100" w:type="dxa"/>
@@ -274,7 +275,7 @@
         </w:tc>
         <w:tc>
           <w:tcPr>
-            <w:tcW w:w="1342" w:type="dxa"/>
+            <w:tcW w:w="992" w:type="dxa"/>
             <w:gridSpan w:val="2"/>
             <w:tcBorders>
               <w:top w:val="single" w:sz="4" w:space="0" w:color="AAAAAA"/>
@@ -306,7 +307,7 @@
         </w:tc>
         <w:tc>
           <w:tcPr>
-            <w:tcW w:w="1342" w:type="dxa"/>
+            <w:tcW w:w="993" w:type="dxa"/>
             <w:tcBorders>
               <w:right w:val="single" w:sz="4" w:space="0" w:color="AAAAAA"/>
             </w:tcBorders>
@@ -332,7 +333,7 @@
         </w:trPr>
         <w:tc>
           <w:tcPr>
-            <w:tcW w:w="1400" w:type="dxa"/>
+            <w:tcW w:w="1413" w:type="dxa"/>
             <w:tcBorders>
               <w:left w:val="single" w:sz="4" w:space="0" w:color="AAAAAA"/>
             </w:tcBorders>
@@ -368,7 +369,7 @@
         </w:tc>
         <w:tc>
           <w:tcPr>
-            <w:tcW w:w="3999" w:type="dxa"/>
+            <w:tcW w:w="4252" w:type="dxa"/>
             <w:gridSpan w:val="4"/>
             <w:shd w:val="clear" w:color="auto" w:fill="FFFFFF"/>
             <w:tcMar>
@@ -392,8 +393,7 @@
         </w:tc>
         <w:tc>
           <w:tcPr>
-            <w:tcW w:w="1400" w:type="dxa"/>
-            <w:gridSpan w:val="2"/>
+            <w:tcW w:w="1418" w:type="dxa"/>
             <w:shd w:val="clear" w:color="auto" w:fill="D6E4F0"/>
             <w:tcMar>
               <w:top w:w="100" w:type="dxa"/>
@@ -426,8 +426,8 @@
         </w:tc>
         <w:tc>
           <w:tcPr>
-            <w:tcW w:w="4026" w:type="dxa"/>
-            <w:gridSpan w:val="4"/>
+            <w:tcW w:w="3544" w:type="dxa"/>
+            <w:gridSpan w:val="5"/>
             <w:tcBorders>
               <w:right w:val="single" w:sz="4" w:space="0" w:color="AAAAAA"/>
             </w:tcBorders>
@@ -477,7 +477,7 @@
         </w:trPr>
         <w:tc>
           <w:tcPr>
-            <w:tcW w:w="10825" w:type="dxa"/>
+            <w:tcW w:w="10627" w:type="dxa"/>
             <w:gridSpan w:val="11"/>
             <w:tcBorders>
               <w:left w:val="single" w:sz="4" w:space="0" w:color="4472C4"/>
@@ -517,7 +517,7 @@
         </w:trPr>
         <w:tc>
           <w:tcPr>
-            <w:tcW w:w="1400" w:type="dxa"/>
+            <w:tcW w:w="1413" w:type="dxa"/>
             <w:tcBorders>
               <w:left w:val="single" w:sz="4" w:space="0" w:color="AAAAAA"/>
             </w:tcBorders>
@@ -553,7 +553,7 @@
         </w:tc>
         <w:tc>
           <w:tcPr>
-            <w:tcW w:w="1333" w:type="dxa"/>
+            <w:tcW w:w="1843" w:type="dxa"/>
             <w:gridSpan w:val="2"/>
             <w:shd w:val="clear" w:color="auto" w:fill="FFFFFF"/>
             <w:tcMar>
@@ -585,7 +585,7 @@
         </w:tc>
         <w:tc>
           <w:tcPr>
-            <w:tcW w:w="1333" w:type="dxa"/>
+            <w:tcW w:w="1134" w:type="dxa"/>
             <w:tcBorders>
               <w:top w:val="single" w:sz="4" w:space="0" w:color="AAAAAA"/>
               <w:bottom w:val="single" w:sz="4" w:space="0" w:color="AAAAAA"/>
@@ -616,7 +616,7 @@
         </w:tc>
         <w:tc>
           <w:tcPr>
-            <w:tcW w:w="1333" w:type="dxa"/>
+            <w:tcW w:w="1275" w:type="dxa"/>
             <w:shd w:val="clear" w:color="auto" w:fill="FFFFFF"/>
             <w:vAlign w:val="center"/>
           </w:tcPr>
@@ -641,41 +641,41 @@
         </w:tc>
         <w:tc>
           <w:tcPr>
-            <w:tcW w:w="1400" w:type="dxa"/>
+            <w:tcW w:w="1418" w:type="dxa"/>
+            <w:shd w:val="clear" w:color="auto" w:fill="D6E4F0"/>
+            <w:tcMar>
+              <w:top w:w="100" w:type="dxa"/>
+              <w:left w:w="140" w:type="dxa"/>
+              <w:bottom w:w="100" w:type="dxa"/>
+              <w:right w:w="140" w:type="dxa"/>
+            </w:tcMar>
+            <w:vAlign w:val="center"/>
+          </w:tcPr>
+          <w:p>
+            <w:pPr>
+              <w:jc w:val="center"/>
+              <w:rPr>
+                <w:rFonts w:ascii="새굴림" w:eastAsia="새굴림" w:hAnsi="새굴림" w:cs="새굴림"/>
+                <w:sz w:val="18"/>
+                <w:szCs w:val="18"/>
+              </w:rPr>
+            </w:pPr>
+            <w:r>
+              <w:rPr>
+                <w:rFonts w:ascii="새굴림" w:eastAsia="새굴림" w:hAnsi="새굴림" w:cs="새굴림"/>
+                <w:b/>
+                <w:bCs/>
+                <w:sz w:val="18"/>
+                <w:szCs w:val="18"/>
+              </w:rPr>
+              <w:t>등      급</w:t>
+            </w:r>
+          </w:p>
+        </w:tc>
+        <w:tc>
+          <w:tcPr>
+            <w:tcW w:w="1559" w:type="dxa"/>
             <w:gridSpan w:val="2"/>
-            <w:shd w:val="clear" w:color="auto" w:fill="D6E4F0"/>
-            <w:tcMar>
-              <w:top w:w="100" w:type="dxa"/>
-              <w:left w:w="140" w:type="dxa"/>
-              <w:bottom w:w="100" w:type="dxa"/>
-              <w:right w:w="140" w:type="dxa"/>
-            </w:tcMar>
-            <w:vAlign w:val="center"/>
-          </w:tcPr>
-          <w:p>
-            <w:pPr>
-              <w:jc w:val="center"/>
-              <w:rPr>
-                <w:rFonts w:ascii="새굴림" w:eastAsia="새굴림" w:hAnsi="새굴림" w:cs="새굴림"/>
-                <w:sz w:val="18"/>
-                <w:szCs w:val="18"/>
-              </w:rPr>
-            </w:pPr>
-            <w:r>
-              <w:rPr>
-                <w:rFonts w:ascii="새굴림" w:eastAsia="새굴림" w:hAnsi="새굴림" w:cs="새굴림"/>
-                <w:b/>
-                <w:bCs/>
-                <w:sz w:val="18"/>
-                <w:szCs w:val="18"/>
-              </w:rPr>
-              <w:t>등      급</w:t>
-            </w:r>
-          </w:p>
-        </w:tc>
-        <w:tc>
-          <w:tcPr>
-            <w:tcW w:w="1342" w:type="dxa"/>
             <w:shd w:val="clear" w:color="auto" w:fill="FFFFFF"/>
             <w:tcMar>
               <w:top w:w="100" w:type="dxa"/>
@@ -706,7 +706,7 @@
         </w:tc>
         <w:tc>
           <w:tcPr>
-            <w:tcW w:w="1342" w:type="dxa"/>
+            <w:tcW w:w="992" w:type="dxa"/>
             <w:gridSpan w:val="2"/>
             <w:tcBorders>
               <w:top w:val="single" w:sz="4" w:space="0" w:color="AAAAAA"/>
@@ -738,7 +738,7 @@
         </w:tc>
         <w:tc>
           <w:tcPr>
-            <w:tcW w:w="1342" w:type="dxa"/>
+            <w:tcW w:w="993" w:type="dxa"/>
             <w:tcBorders>
               <w:right w:val="single" w:sz="4" w:space="0" w:color="AAAAAA"/>
             </w:tcBorders>
@@ -764,7 +764,7 @@
         </w:trPr>
         <w:tc>
           <w:tcPr>
-            <w:tcW w:w="10825" w:type="dxa"/>
+            <w:tcW w:w="10627" w:type="dxa"/>
             <w:gridSpan w:val="11"/>
             <w:tcBorders>
               <w:left w:val="single" w:sz="4" w:space="0" w:color="4472C4"/>
@@ -804,7 +804,7 @@
         </w:trPr>
         <w:tc>
           <w:tcPr>
-            <w:tcW w:w="1400" w:type="dxa"/>
+            <w:tcW w:w="1413" w:type="dxa"/>
             <w:tcBorders>
               <w:left w:val="single" w:sz="4" w:space="0" w:color="AAAAAA"/>
             </w:tcBorders>
@@ -842,7 +842,7 @@
         </w:tc>
         <w:tc>
           <w:tcPr>
-            <w:tcW w:w="3999" w:type="dxa"/>
+            <w:tcW w:w="4252" w:type="dxa"/>
             <w:gridSpan w:val="4"/>
             <w:shd w:val="clear" w:color="auto" w:fill="FFFFFF"/>
             <w:tcMar>
@@ -874,8 +874,7 @@
         </w:tc>
         <w:tc>
           <w:tcPr>
-            <w:tcW w:w="1400" w:type="dxa"/>
-            <w:gridSpan w:val="2"/>
+            <w:tcW w:w="1418" w:type="dxa"/>
             <w:shd w:val="clear" w:color="auto" w:fill="D6E4F0"/>
             <w:tcMar>
               <w:top w:w="100" w:type="dxa"/>
@@ -910,8 +909,8 @@
         </w:tc>
         <w:tc>
           <w:tcPr>
-            <w:tcW w:w="4026" w:type="dxa"/>
-            <w:gridSpan w:val="4"/>
+            <w:tcW w:w="3544" w:type="dxa"/>
+            <w:gridSpan w:val="5"/>
             <w:tcBorders>
               <w:right w:val="single" w:sz="4" w:space="0" w:color="AAAAAA"/>
             </w:tcBorders>
@@ -951,7 +950,7 @@
         </w:trPr>
         <w:tc>
           <w:tcPr>
-            <w:tcW w:w="10825" w:type="dxa"/>
+            <w:tcW w:w="10627" w:type="dxa"/>
             <w:gridSpan w:val="11"/>
             <w:tcBorders>
               <w:left w:val="single" w:sz="4" w:space="0" w:color="4472C4"/>
@@ -991,7 +990,7 @@
         </w:trPr>
         <w:tc>
           <w:tcPr>
-            <w:tcW w:w="1400" w:type="dxa"/>
+            <w:tcW w:w="1413" w:type="dxa"/>
             <w:tcBorders>
               <w:left w:val="single" w:sz="4" w:space="0" w:color="AAAAAA"/>
             </w:tcBorders>
@@ -1027,7 +1026,7 @@
         </w:tc>
         <w:tc>
           <w:tcPr>
-            <w:tcW w:w="3999" w:type="dxa"/>
+            <w:tcW w:w="4252" w:type="dxa"/>
             <w:gridSpan w:val="4"/>
             <w:shd w:val="clear" w:color="auto" w:fill="FFFFFF"/>
             <w:tcMar>
@@ -1068,8 +1067,7 @@
         </w:tc>
         <w:tc>
           <w:tcPr>
-            <w:tcW w:w="1400" w:type="dxa"/>
-            <w:gridSpan w:val="2"/>
+            <w:tcW w:w="1418" w:type="dxa"/>
             <w:shd w:val="clear" w:color="auto" w:fill="D6E4F0"/>
             <w:tcMar>
               <w:top w:w="100" w:type="dxa"/>
@@ -1102,8 +1100,8 @@
         </w:tc>
         <w:tc>
           <w:tcPr>
-            <w:tcW w:w="4026" w:type="dxa"/>
-            <w:gridSpan w:val="4"/>
+            <w:tcW w:w="3544" w:type="dxa"/>
+            <w:gridSpan w:val="5"/>
             <w:tcBorders>
               <w:right w:val="single" w:sz="4" w:space="0" w:color="AAAAAA"/>
             </w:tcBorders>
@@ -1142,7 +1140,7 @@
         </w:trPr>
         <w:tc>
           <w:tcPr>
-            <w:tcW w:w="1400" w:type="dxa"/>
+            <w:tcW w:w="1413" w:type="dxa"/>
             <w:tcBorders>
               <w:left w:val="single" w:sz="4" w:space="0" w:color="AAAAAA"/>
             </w:tcBorders>
@@ -1178,7 +1176,7 @@
         </w:tc>
         <w:tc>
           <w:tcPr>
-            <w:tcW w:w="3999" w:type="dxa"/>
+            <w:tcW w:w="4252" w:type="dxa"/>
             <w:gridSpan w:val="4"/>
             <w:shd w:val="clear" w:color="auto" w:fill="FFFFFF"/>
             <w:tcMar>
@@ -1209,8 +1207,7 @@
         </w:tc>
         <w:tc>
           <w:tcPr>
-            <w:tcW w:w="1400" w:type="dxa"/>
-            <w:gridSpan w:val="2"/>
+            <w:tcW w:w="1418" w:type="dxa"/>
             <w:shd w:val="clear" w:color="auto" w:fill="D6E4F0"/>
             <w:tcMar>
               <w:top w:w="100" w:type="dxa"/>
@@ -1243,8 +1240,8 @@
         </w:tc>
         <w:tc>
           <w:tcPr>
-            <w:tcW w:w="4026" w:type="dxa"/>
-            <w:gridSpan w:val="4"/>
+            <w:tcW w:w="3544" w:type="dxa"/>
+            <w:gridSpan w:val="5"/>
             <w:tcBorders>
               <w:right w:val="single" w:sz="4" w:space="0" w:color="AAAAAA"/>
             </w:tcBorders>
@@ -1347,7 +1344,7 @@
         </w:trPr>
         <w:tc>
           <w:tcPr>
-            <w:tcW w:w="1400" w:type="dxa"/>
+            <w:tcW w:w="1413" w:type="dxa"/>
             <w:tcBorders>
               <w:left w:val="single" w:sz="4" w:space="0" w:color="AAAAAA"/>
             </w:tcBorders>
@@ -1383,7 +1380,7 @@
         </w:tc>
         <w:tc>
           <w:tcPr>
-            <w:tcW w:w="9425" w:type="dxa"/>
+            <w:tcW w:w="9214" w:type="dxa"/>
             <w:gridSpan w:val="10"/>
             <w:tcBorders>
               <w:right w:val="single" w:sz="4" w:space="0" w:color="AAAAAA"/>
@@ -1423,7 +1420,7 @@
         </w:trPr>
         <w:tc>
           <w:tcPr>
-            <w:tcW w:w="10825" w:type="dxa"/>
+            <w:tcW w:w="10627" w:type="dxa"/>
             <w:gridSpan w:val="11"/>
             <w:tcBorders>
               <w:left w:val="single" w:sz="4" w:space="0" w:color="4472C4"/>
@@ -1492,7 +1489,7 @@
         </w:trPr>
         <w:tc>
           <w:tcPr>
-            <w:tcW w:w="1400" w:type="dxa"/>
+            <w:tcW w:w="1413" w:type="dxa"/>
             <w:tcBorders>
               <w:left w:val="single" w:sz="4" w:space="0" w:color="AAAAAA"/>
             </w:tcBorders>
@@ -1528,7 +1525,7 @@
         </w:tc>
         <w:tc>
           <w:tcPr>
-            <w:tcW w:w="9425" w:type="dxa"/>
+            <w:tcW w:w="9214" w:type="dxa"/>
             <w:gridSpan w:val="10"/>
             <w:tcBorders>
               <w:right w:val="single" w:sz="4" w:space="0" w:color="AAAAAA"/>
@@ -1604,7 +1601,7 @@
         </w:trPr>
         <w:tc>
           <w:tcPr>
-            <w:tcW w:w="1400" w:type="dxa"/>
+            <w:tcW w:w="1413" w:type="dxa"/>
             <w:tcBorders>
               <w:left w:val="single" w:sz="4" w:space="0" w:color="AAAAAA"/>
             </w:tcBorders>
@@ -1640,7 +1637,7 @@
         </w:tc>
         <w:tc>
           <w:tcPr>
-            <w:tcW w:w="9425" w:type="dxa"/>
+            <w:tcW w:w="9214" w:type="dxa"/>
             <w:gridSpan w:val="10"/>
             <w:tcBorders>
               <w:right w:val="single" w:sz="4" w:space="0" w:color="AAAAAA"/>
@@ -1680,7 +1677,7 @@
         </w:trPr>
         <w:tc>
           <w:tcPr>
-            <w:tcW w:w="1400" w:type="dxa"/>
+            <w:tcW w:w="1413" w:type="dxa"/>
             <w:tcBorders>
               <w:left w:val="single" w:sz="4" w:space="0" w:color="AAAAAA"/>
             </w:tcBorders>
@@ -1710,14 +1707,13 @@
                 <w:sz w:val="18"/>
                 <w:szCs w:val="18"/>
               </w:rPr>
-              <w:lastRenderedPageBreak/>
               <w:t>배설 양상</w:t>
             </w:r>
           </w:p>
         </w:tc>
         <w:tc>
           <w:tcPr>
-            <w:tcW w:w="9425" w:type="dxa"/>
+            <w:tcW w:w="9214" w:type="dxa"/>
             <w:gridSpan w:val="10"/>
             <w:tcBorders>
               <w:right w:val="single" w:sz="4" w:space="0" w:color="AAAAAA"/>
@@ -1757,7 +1753,7 @@
         </w:trPr>
         <w:tc>
           <w:tcPr>
-            <w:tcW w:w="1400" w:type="dxa"/>
+            <w:tcW w:w="1413" w:type="dxa"/>
             <w:tcBorders>
               <w:left w:val="single" w:sz="4" w:space="0" w:color="AAAAAA"/>
             </w:tcBorders>
@@ -1793,7 +1789,7 @@
         </w:tc>
         <w:tc>
           <w:tcPr>
-            <w:tcW w:w="9425" w:type="dxa"/>
+            <w:tcW w:w="9214" w:type="dxa"/>
             <w:gridSpan w:val="10"/>
             <w:tcBorders>
               <w:right w:val="single" w:sz="4" w:space="0" w:color="AAAAAA"/>
@@ -1833,7 +1829,7 @@
         </w:trPr>
         <w:tc>
           <w:tcPr>
-            <w:tcW w:w="10825" w:type="dxa"/>
+            <w:tcW w:w="10627" w:type="dxa"/>
             <w:gridSpan w:val="11"/>
             <w:tcBorders>
               <w:left w:val="single" w:sz="4" w:space="0" w:color="4472C4"/>
@@ -1873,7 +1869,7 @@
         </w:trPr>
         <w:tc>
           <w:tcPr>
-            <w:tcW w:w="1400" w:type="dxa"/>
+            <w:tcW w:w="1413" w:type="dxa"/>
             <w:tcBorders>
               <w:left w:val="single" w:sz="4" w:space="0" w:color="AAAAAA"/>
             </w:tcBorders>
@@ -1909,7 +1905,7 @@
         </w:tc>
         <w:tc>
           <w:tcPr>
-            <w:tcW w:w="3999" w:type="dxa"/>
+            <w:tcW w:w="4252" w:type="dxa"/>
             <w:gridSpan w:val="4"/>
             <w:shd w:val="clear" w:color="auto" w:fill="FFFFFF"/>
             <w:tcMar>
@@ -1941,8 +1937,7 @@
         </w:tc>
         <w:tc>
           <w:tcPr>
-            <w:tcW w:w="1400" w:type="dxa"/>
-            <w:gridSpan w:val="2"/>
+            <w:tcW w:w="1418" w:type="dxa"/>
             <w:shd w:val="clear" w:color="auto" w:fill="D6E4F0"/>
             <w:tcMar>
               <w:top w:w="100" w:type="dxa"/>
@@ -1987,8 +1982,8 @@
         </w:tc>
         <w:tc>
           <w:tcPr>
-            <w:tcW w:w="4026" w:type="dxa"/>
-            <w:gridSpan w:val="4"/>
+            <w:tcW w:w="3544" w:type="dxa"/>
+            <w:gridSpan w:val="5"/>
             <w:tcBorders>
               <w:right w:val="single" w:sz="4" w:space="0" w:color="AAAAAA"/>
             </w:tcBorders>
@@ -2028,7 +2023,7 @@
         </w:trPr>
         <w:tc>
           <w:tcPr>
-            <w:tcW w:w="1400" w:type="dxa"/>
+            <w:tcW w:w="1413" w:type="dxa"/>
             <w:tcBorders>
               <w:left w:val="single" w:sz="4" w:space="0" w:color="AAAAAA"/>
             </w:tcBorders>
@@ -2076,7 +2071,7 @@
         </w:tc>
         <w:tc>
           <w:tcPr>
-            <w:tcW w:w="9425" w:type="dxa"/>
+            <w:tcW w:w="9214" w:type="dxa"/>
             <w:gridSpan w:val="10"/>
             <w:tcBorders>
               <w:right w:val="single" w:sz="4" w:space="0" w:color="AAAAAA"/>
@@ -2134,7 +2129,7 @@
         </w:trPr>
         <w:tc>
           <w:tcPr>
-            <w:tcW w:w="10825" w:type="dxa"/>
+            <w:tcW w:w="10627" w:type="dxa"/>
             <w:gridSpan w:val="11"/>
             <w:tcBorders>
               <w:left w:val="single" w:sz="4" w:space="0" w:color="4472C4"/>
@@ -2203,7 +2198,7 @@
         </w:trPr>
         <w:tc>
           <w:tcPr>
-            <w:tcW w:w="1400" w:type="dxa"/>
+            <w:tcW w:w="1413" w:type="dxa"/>
             <w:tcBorders>
               <w:left w:val="single" w:sz="4" w:space="0" w:color="AAAAAA"/>
             </w:tcBorders>
@@ -2239,7 +2234,7 @@
         </w:tc>
         <w:tc>
           <w:tcPr>
-            <w:tcW w:w="9425" w:type="dxa"/>
+            <w:tcW w:w="9214" w:type="dxa"/>
             <w:gridSpan w:val="10"/>
             <w:tcBorders>
               <w:right w:val="single" w:sz="4" w:space="0" w:color="AAAAAA"/>
@@ -2272,7 +2267,7 @@
         </w:trPr>
         <w:tc>
           <w:tcPr>
-            <w:tcW w:w="1400" w:type="dxa"/>
+            <w:tcW w:w="1413" w:type="dxa"/>
             <w:tcBorders>
               <w:left w:val="single" w:sz="4" w:space="0" w:color="AAAAAA"/>
             </w:tcBorders>
@@ -2308,7 +2303,7 @@
         </w:tc>
         <w:tc>
           <w:tcPr>
-            <w:tcW w:w="9425" w:type="dxa"/>
+            <w:tcW w:w="9214" w:type="dxa"/>
             <w:gridSpan w:val="10"/>
             <w:tcBorders>
               <w:right w:val="single" w:sz="4" w:space="0" w:color="AAAAAA"/>
@@ -2432,7 +2427,7 @@
         </w:trPr>
         <w:tc>
           <w:tcPr>
-            <w:tcW w:w="1400" w:type="dxa"/>
+            <w:tcW w:w="1413" w:type="dxa"/>
             <w:tcBorders>
               <w:left w:val="single" w:sz="4" w:space="0" w:color="AAAAAA"/>
             </w:tcBorders>
@@ -2470,7 +2465,7 @@
         </w:tc>
         <w:tc>
           <w:tcPr>
-            <w:tcW w:w="9425" w:type="dxa"/>
+            <w:tcW w:w="9214" w:type="dxa"/>
             <w:gridSpan w:val="10"/>
             <w:tcBorders>
               <w:right w:val="single" w:sz="4" w:space="0" w:color="AAAAAA"/>
@@ -2546,7 +2541,7 @@
         </w:trPr>
         <w:tc>
           <w:tcPr>
-            <w:tcW w:w="1400" w:type="dxa"/>
+            <w:tcW w:w="1413" w:type="dxa"/>
             <w:tcBorders>
               <w:left w:val="single" w:sz="4" w:space="0" w:color="AAAAAA"/>
             </w:tcBorders>
@@ -2578,13 +2573,14 @@
                 <w:sz w:val="18"/>
                 <w:szCs w:val="18"/>
               </w:rPr>
+              <w:lastRenderedPageBreak/>
               <w:t>영양 관련 약물 영향</w:t>
             </w:r>
           </w:p>
         </w:tc>
         <w:tc>
           <w:tcPr>
-            <w:tcW w:w="9425" w:type="dxa"/>
+            <w:tcW w:w="9214" w:type="dxa"/>
             <w:gridSpan w:val="10"/>
             <w:tcBorders>
               <w:right w:val="single" w:sz="4" w:space="0" w:color="AAAAAA"/>
@@ -2642,7 +2638,7 @@
         </w:trPr>
         <w:tc>
           <w:tcPr>
-            <w:tcW w:w="10825" w:type="dxa"/>
+            <w:tcW w:w="10627" w:type="dxa"/>
             <w:gridSpan w:val="11"/>
             <w:tcBorders>
               <w:left w:val="single" w:sz="4" w:space="0" w:color="4472C4"/>
@@ -2711,7 +2707,7 @@
         </w:trPr>
         <w:tc>
           <w:tcPr>
-            <w:tcW w:w="1400" w:type="dxa"/>
+            <w:tcW w:w="1413" w:type="dxa"/>
             <w:tcBorders>
               <w:left w:val="single" w:sz="4" w:space="0" w:color="AAAAAA"/>
             </w:tcBorders>
@@ -2749,8 +2745,8 @@
         </w:tc>
         <w:tc>
           <w:tcPr>
-            <w:tcW w:w="5245" w:type="dxa"/>
-            <w:gridSpan w:val="5"/>
+            <w:tcW w:w="6095" w:type="dxa"/>
+            <w:gridSpan w:val="6"/>
             <w:shd w:val="clear" w:color="auto" w:fill="FFF2CC"/>
             <w:tcMar>
               <w:top w:w="100" w:type="dxa"/>
@@ -2798,8 +2794,8 @@
         </w:tc>
         <w:tc>
           <w:tcPr>
-            <w:tcW w:w="1850" w:type="dxa"/>
-            <w:gridSpan w:val="3"/>
+            <w:tcW w:w="1843" w:type="dxa"/>
+            <w:gridSpan w:val="2"/>
             <w:shd w:val="clear" w:color="auto" w:fill="D6E4F0"/>
             <w:tcMar>
               <w:top w:w="100" w:type="dxa"/>
@@ -2832,7 +2828,7 @@
         </w:tc>
         <w:tc>
           <w:tcPr>
-            <w:tcW w:w="2330" w:type="dxa"/>
+            <w:tcW w:w="1276" w:type="dxa"/>
             <w:gridSpan w:val="2"/>
             <w:tcBorders>
               <w:right w:val="single" w:sz="4" w:space="0" w:color="AAAAAA"/>
@@ -2865,7 +2861,7 @@
         </w:trPr>
         <w:tc>
           <w:tcPr>
-            <w:tcW w:w="1400" w:type="dxa"/>
+            <w:tcW w:w="1413" w:type="dxa"/>
             <w:tcBorders>
               <w:left w:val="single" w:sz="4" w:space="0" w:color="AAAAAA"/>
             </w:tcBorders>
@@ -2897,14 +2893,13 @@
                 <w:sz w:val="18"/>
                 <w:szCs w:val="18"/>
               </w:rPr>
-              <w:lastRenderedPageBreak/>
               <w:t>종교적식사 제한</w:t>
             </w:r>
           </w:p>
         </w:tc>
         <w:tc>
           <w:tcPr>
-            <w:tcW w:w="9425" w:type="dxa"/>
+            <w:tcW w:w="9214" w:type="dxa"/>
             <w:gridSpan w:val="10"/>
             <w:tcBorders>
               <w:right w:val="single" w:sz="4" w:space="0" w:color="AAAAAA"/>
@@ -2962,7 +2957,7 @@
         </w:trPr>
         <w:tc>
           <w:tcPr>
-            <w:tcW w:w="1400" w:type="dxa"/>
+            <w:tcW w:w="1413" w:type="dxa"/>
             <w:tcBorders>
               <w:left w:val="single" w:sz="4" w:space="0" w:color="AAAAAA"/>
             </w:tcBorders>
@@ -3000,7 +2995,7 @@
         </w:tc>
         <w:tc>
           <w:tcPr>
-            <w:tcW w:w="9425" w:type="dxa"/>
+            <w:tcW w:w="9214" w:type="dxa"/>
             <w:gridSpan w:val="10"/>
             <w:tcBorders>
               <w:right w:val="single" w:sz="4" w:space="0" w:color="AAAAAA"/>
@@ -3058,7 +3053,7 @@
         </w:trPr>
         <w:tc>
           <w:tcPr>
-            <w:tcW w:w="1400" w:type="dxa"/>
+            <w:tcW w:w="1413" w:type="dxa"/>
             <w:tcBorders>
               <w:left w:val="single" w:sz="4" w:space="0" w:color="AAAAAA"/>
             </w:tcBorders>
@@ -3096,7 +3091,7 @@
         </w:tc>
         <w:tc>
           <w:tcPr>
-            <w:tcW w:w="9425" w:type="dxa"/>
+            <w:tcW w:w="9214" w:type="dxa"/>
             <w:gridSpan w:val="10"/>
             <w:tcBorders>
               <w:right w:val="single" w:sz="4" w:space="0" w:color="AAAAAA"/>
@@ -3172,7 +3167,7 @@
         </w:trPr>
         <w:tc>
           <w:tcPr>
-            <w:tcW w:w="10825" w:type="dxa"/>
+            <w:tcW w:w="10627" w:type="dxa"/>
             <w:gridSpan w:val="11"/>
             <w:tcBorders>
               <w:left w:val="single" w:sz="4" w:space="0" w:color="4472C4"/>
@@ -3232,7 +3227,7 @@
         </w:trPr>
         <w:tc>
           <w:tcPr>
-            <w:tcW w:w="1400" w:type="dxa"/>
+            <w:tcW w:w="1413" w:type="dxa"/>
             <w:vMerge w:val="restart"/>
             <w:tcBorders>
               <w:left w:val="single" w:sz="4" w:space="0" w:color="AAAAAA"/>
@@ -3313,7 +3308,7 @@
         </w:tc>
         <w:tc>
           <w:tcPr>
-            <w:tcW w:w="933" w:type="dxa"/>
+            <w:tcW w:w="1375" w:type="dxa"/>
             <w:shd w:val="clear" w:color="auto" w:fill="FFFFFF"/>
             <w:noWrap/>
             <w:tcMar>
@@ -3347,7 +3342,7 @@
         </w:tc>
         <w:tc>
           <w:tcPr>
-            <w:tcW w:w="8492" w:type="dxa"/>
+            <w:tcW w:w="7839" w:type="dxa"/>
             <w:gridSpan w:val="9"/>
             <w:tcBorders>
               <w:right w:val="single" w:sz="4" w:space="0" w:color="AAAAAA"/>
@@ -3376,7 +3371,7 @@
         </w:trPr>
         <w:tc>
           <w:tcPr>
-            <w:tcW w:w="1400" w:type="dxa"/>
+            <w:tcW w:w="1413" w:type="dxa"/>
             <w:vMerge/>
             <w:tcBorders>
               <w:left w:val="single" w:sz="4" w:space="0" w:color="AAAAAA"/>
@@ -3399,7 +3394,7 @@
         </w:tc>
         <w:tc>
           <w:tcPr>
-            <w:tcW w:w="933" w:type="dxa"/>
+            <w:tcW w:w="1375" w:type="dxa"/>
             <w:shd w:val="clear" w:color="auto" w:fill="FFFFFF"/>
             <w:noWrap/>
             <w:vAlign w:val="center"/>
@@ -3425,7 +3420,7 @@
         </w:tc>
         <w:tc>
           <w:tcPr>
-            <w:tcW w:w="8492" w:type="dxa"/>
+            <w:tcW w:w="7839" w:type="dxa"/>
             <w:gridSpan w:val="9"/>
             <w:tcBorders>
               <w:right w:val="single" w:sz="4" w:space="0" w:color="AAAAAA"/>
@@ -3454,7 +3449,7 @@
         </w:trPr>
         <w:tc>
           <w:tcPr>
-            <w:tcW w:w="10825" w:type="dxa"/>
+            <w:tcW w:w="10627" w:type="dxa"/>
             <w:gridSpan w:val="11"/>
             <w:tcBorders>
               <w:left w:val="single" w:sz="4" w:space="0" w:color="4472C4"/>
@@ -3494,7 +3489,7 @@
         </w:trPr>
         <w:tc>
           <w:tcPr>
-            <w:tcW w:w="1400" w:type="dxa"/>
+            <w:tcW w:w="1413" w:type="dxa"/>
             <w:tcBorders>
               <w:left w:val="single" w:sz="4" w:space="0" w:color="AAAAAA"/>
             </w:tcBorders>
@@ -3530,7 +3525,7 @@
         </w:tc>
         <w:tc>
           <w:tcPr>
-            <w:tcW w:w="9425" w:type="dxa"/>
+            <w:tcW w:w="9214" w:type="dxa"/>
             <w:gridSpan w:val="10"/>
             <w:tcBorders>
               <w:right w:val="single" w:sz="4" w:space="0" w:color="AAAAAA"/>
@@ -3603,7 +3598,7 @@
         </w:trPr>
         <w:tc>
           <w:tcPr>
-            <w:tcW w:w="10825" w:type="dxa"/>
+            <w:tcW w:w="10627" w:type="dxa"/>
             <w:gridSpan w:val="11"/>
             <w:tcBorders>
               <w:left w:val="single" w:sz="4" w:space="0" w:color="4472C4"/>
@@ -3643,7 +3638,7 @@
         </w:trPr>
         <w:tc>
           <w:tcPr>
-            <w:tcW w:w="1400" w:type="dxa"/>
+            <w:tcW w:w="1413" w:type="dxa"/>
             <w:tcBorders>
               <w:left w:val="single" w:sz="4" w:space="0" w:color="AAAAAA"/>
               <w:bottom w:val="single" w:sz="4" w:space="0" w:color="AAAAAA"/>
@@ -3674,26 +3669,13 @@
                 <w:sz w:val="18"/>
                 <w:szCs w:val="18"/>
               </w:rPr>
-              <w:lastRenderedPageBreak/>
-              <w:t xml:space="preserve">식사 </w:t>
-            </w:r>
-            <w:proofErr w:type="gramStart"/>
-            <w:r>
-              <w:rPr>
-                <w:rFonts w:ascii="새굴림" w:eastAsia="새굴림" w:hAnsi="새굴림" w:cs="새굴림"/>
-                <w:b/>
-                <w:bCs/>
-                <w:sz w:val="18"/>
-                <w:szCs w:val="18"/>
-              </w:rPr>
-              <w:t>사진  첨부</w:t>
-            </w:r>
-            <w:proofErr w:type="gramEnd"/>
-          </w:p>
-        </w:tc>
-        <w:tc>
-          <w:tcPr>
-            <w:tcW w:w="9425" w:type="dxa"/>
+              <w:t>식사사진첨부</w:t>
+            </w:r>
+          </w:p>
+        </w:tc>
+        <w:tc>
+          <w:tcPr>
+            <w:tcW w:w="9214" w:type="dxa"/>
             <w:gridSpan w:val="10"/>
             <w:tcBorders>
               <w:bottom w:val="single" w:sz="4" w:space="0" w:color="AAAAAA"/>

--- a/영양사정기록지_개정.docx
+++ b/영양사정기록지_개정.docx
@@ -38,17 +38,17 @@
         <w:tblLook w:val="04A0" w:firstRow="1" w:lastRow="0" w:firstColumn="1" w:lastColumn="0" w:noHBand="0" w:noVBand="1"/>
       </w:tblPr>
       <w:tblGrid>
-        <w:gridCol w:w="1413"/>
-        <w:gridCol w:w="1375"/>
-        <w:gridCol w:w="468"/>
-        <w:gridCol w:w="1134"/>
-        <w:gridCol w:w="1275"/>
-        <w:gridCol w:w="1418"/>
-        <w:gridCol w:w="425"/>
-        <w:gridCol w:w="1134"/>
+        <w:gridCol w:w="1283"/>
+        <w:gridCol w:w="1305"/>
+        <w:gridCol w:w="286"/>
+        <w:gridCol w:w="1221"/>
+        <w:gridCol w:w="1220"/>
+        <w:gridCol w:w="1528"/>
+        <w:gridCol w:w="500"/>
+        <w:gridCol w:w="1244"/>
         <w:gridCol w:w="709"/>
         <w:gridCol w:w="283"/>
-        <w:gridCol w:w="993"/>
+        <w:gridCol w:w="1048"/>
       </w:tblGrid>
       <w:tr>
         <w:trPr>
@@ -134,7 +134,7 @@
         </w:tc>
         <w:tc>
           <w:tcPr>
-            <w:tcW w:w="1843" w:type="dxa"/>
+            <w:tcW w:w="1701" w:type="dxa"/>
             <w:gridSpan w:val="2"/>
             <w:shd w:val="clear" w:color="auto" w:fill="FFFFFF"/>
             <w:tcMar>
@@ -168,7 +168,7 @@
         </w:tc>
         <w:tc>
           <w:tcPr>
-            <w:tcW w:w="1134" w:type="dxa"/>
+            <w:tcW w:w="1276" w:type="dxa"/>
             <w:tcBorders>
               <w:top w:val="single" w:sz="4" w:space="0" w:color="AAAAAA"/>
               <w:bottom w:val="single" w:sz="4" w:space="0" w:color="AAAAAA"/>
@@ -553,7 +553,7 @@
         </w:tc>
         <w:tc>
           <w:tcPr>
-            <w:tcW w:w="1843" w:type="dxa"/>
+            <w:tcW w:w="1701" w:type="dxa"/>
             <w:gridSpan w:val="2"/>
             <w:shd w:val="clear" w:color="auto" w:fill="FFFFFF"/>
             <w:tcMar>
@@ -585,7 +585,7 @@
         </w:tc>
         <w:tc>
           <w:tcPr>
-            <w:tcW w:w="1134" w:type="dxa"/>
+            <w:tcW w:w="1276" w:type="dxa"/>
             <w:tcBorders>
               <w:top w:val="single" w:sz="4" w:space="0" w:color="AAAAAA"/>
               <w:bottom w:val="single" w:sz="4" w:space="0" w:color="AAAAAA"/>

--- a/영양사정기록지_개정.docx
+++ b/영양사정기록지_개정.docx
@@ -38,17 +38,17 @@
         <w:tblLook w:val="04A0" w:firstRow="1" w:lastRow="0" w:firstColumn="1" w:lastColumn="0" w:noHBand="0" w:noVBand="1"/>
       </w:tblPr>
       <w:tblGrid>
-        <w:gridCol w:w="1283"/>
-        <w:gridCol w:w="1305"/>
-        <w:gridCol w:w="286"/>
-        <w:gridCol w:w="1221"/>
-        <w:gridCol w:w="1220"/>
-        <w:gridCol w:w="1528"/>
-        <w:gridCol w:w="500"/>
-        <w:gridCol w:w="1244"/>
+        <w:gridCol w:w="1417"/>
         <w:gridCol w:w="709"/>
-        <w:gridCol w:w="283"/>
-        <w:gridCol w:w="1048"/>
+        <w:gridCol w:w="709"/>
+        <w:gridCol w:w="1276"/>
+        <w:gridCol w:w="1417"/>
+        <w:gridCol w:w="1417"/>
+        <w:gridCol w:w="723"/>
+        <w:gridCol w:w="723"/>
+        <w:gridCol w:w="468"/>
+        <w:gridCol w:w="468"/>
+        <w:gridCol w:w="1304"/>
       </w:tblGrid>
       <w:tr>
         <w:trPr>

--- a/영양사정기록지_개정.docx
+++ b/영양사정기록지_개정.docx
@@ -38,17 +38,16 @@
         <w:tblLook w:val="04A0" w:firstRow="1" w:lastRow="0" w:firstColumn="1" w:lastColumn="0" w:noHBand="0" w:noVBand="1"/>
       </w:tblPr>
       <w:tblGrid>
+        <w:gridCol w:w="1413"/>
+        <w:gridCol w:w="1375"/>
+        <w:gridCol w:w="184"/>
+        <w:gridCol w:w="1134"/>
+        <w:gridCol w:w="1276"/>
         <w:gridCol w:w="1417"/>
         <w:gridCol w:w="709"/>
         <w:gridCol w:w="709"/>
+        <w:gridCol w:w="1134"/>
         <w:gridCol w:w="1276"/>
-        <w:gridCol w:w="1417"/>
-        <w:gridCol w:w="1417"/>
-        <w:gridCol w:w="723"/>
-        <w:gridCol w:w="723"/>
-        <w:gridCol w:w="468"/>
-        <w:gridCol w:w="468"/>
-        <w:gridCol w:w="1304"/>
       </w:tblGrid>
       <w:tr>
         <w:trPr>
@@ -58,7 +57,7 @@
         <w:tc>
           <w:tcPr>
             <w:tcW w:w="10627" w:type="dxa"/>
-            <w:gridSpan w:val="11"/>
+            <w:gridSpan w:val="10"/>
             <w:tcBorders>
               <w:top w:val="single" w:sz="4" w:space="0" w:color="4472C4"/>
               <w:left w:val="single" w:sz="4" w:space="0" w:color="4472C4"/>
@@ -134,7 +133,7 @@
         </w:tc>
         <w:tc>
           <w:tcPr>
-            <w:tcW w:w="1701" w:type="dxa"/>
+            <w:tcW w:w="1559" w:type="dxa"/>
             <w:gridSpan w:val="2"/>
             <w:shd w:val="clear" w:color="auto" w:fill="FFFFFF"/>
             <w:tcMar>
@@ -168,7 +167,7 @@
         </w:tc>
         <w:tc>
           <w:tcPr>
-            <w:tcW w:w="1276" w:type="dxa"/>
+            <w:tcW w:w="1134" w:type="dxa"/>
             <w:tcBorders>
               <w:top w:val="single" w:sz="4" w:space="0" w:color="AAAAAA"/>
               <w:bottom w:val="single" w:sz="4" w:space="0" w:color="AAAAAA"/>
@@ -199,7 +198,7 @@
         </w:tc>
         <w:tc>
           <w:tcPr>
-            <w:tcW w:w="1275" w:type="dxa"/>
+            <w:tcW w:w="1276" w:type="dxa"/>
             <w:shd w:val="clear" w:color="auto" w:fill="FFFFFF"/>
             <w:vAlign w:val="center"/>
           </w:tcPr>
@@ -218,40 +217,40 @@
         </w:tc>
         <w:tc>
           <w:tcPr>
+            <w:tcW w:w="1417" w:type="dxa"/>
+            <w:shd w:val="clear" w:color="auto" w:fill="D6E4F0"/>
+            <w:tcMar>
+              <w:top w:w="100" w:type="dxa"/>
+              <w:left w:w="140" w:type="dxa"/>
+              <w:bottom w:w="100" w:type="dxa"/>
+              <w:right w:w="140" w:type="dxa"/>
+            </w:tcMar>
+            <w:vAlign w:val="center"/>
+          </w:tcPr>
+          <w:p>
+            <w:pPr>
+              <w:jc w:val="center"/>
+              <w:rPr>
+                <w:rFonts w:ascii="새굴림" w:eastAsia="새굴림" w:hAnsi="새굴림" w:cs="새굴림"/>
+                <w:sz w:val="18"/>
+                <w:szCs w:val="18"/>
+              </w:rPr>
+            </w:pPr>
+            <w:r>
+              <w:rPr>
+                <w:rFonts w:ascii="새굴림" w:eastAsia="새굴림" w:hAnsi="새굴림" w:cs="새굴림"/>
+                <w:b/>
+                <w:bCs/>
+                <w:sz w:val="18"/>
+                <w:szCs w:val="18"/>
+              </w:rPr>
+              <w:t>생년월일</w:t>
+            </w:r>
+          </w:p>
+        </w:tc>
+        <w:tc>
+          <w:tcPr>
             <w:tcW w:w="1418" w:type="dxa"/>
-            <w:shd w:val="clear" w:color="auto" w:fill="D6E4F0"/>
-            <w:tcMar>
-              <w:top w:w="100" w:type="dxa"/>
-              <w:left w:w="140" w:type="dxa"/>
-              <w:bottom w:w="100" w:type="dxa"/>
-              <w:right w:w="140" w:type="dxa"/>
-            </w:tcMar>
-            <w:vAlign w:val="center"/>
-          </w:tcPr>
-          <w:p>
-            <w:pPr>
-              <w:jc w:val="center"/>
-              <w:rPr>
-                <w:rFonts w:ascii="새굴림" w:eastAsia="새굴림" w:hAnsi="새굴림" w:cs="새굴림"/>
-                <w:sz w:val="18"/>
-                <w:szCs w:val="18"/>
-              </w:rPr>
-            </w:pPr>
-            <w:r>
-              <w:rPr>
-                <w:rFonts w:ascii="새굴림" w:eastAsia="새굴림" w:hAnsi="새굴림" w:cs="새굴림"/>
-                <w:b/>
-                <w:bCs/>
-                <w:sz w:val="18"/>
-                <w:szCs w:val="18"/>
-              </w:rPr>
-              <w:t>생년월일</w:t>
-            </w:r>
-          </w:p>
-        </w:tc>
-        <w:tc>
-          <w:tcPr>
-            <w:tcW w:w="1559" w:type="dxa"/>
             <w:gridSpan w:val="2"/>
             <w:shd w:val="clear" w:color="auto" w:fill="FFFFFF"/>
             <w:tcMar>
@@ -275,8 +274,7 @@
         </w:tc>
         <w:tc>
           <w:tcPr>
-            <w:tcW w:w="992" w:type="dxa"/>
-            <w:gridSpan w:val="2"/>
+            <w:tcW w:w="1134" w:type="dxa"/>
             <w:tcBorders>
               <w:top w:val="single" w:sz="4" w:space="0" w:color="AAAAAA"/>
               <w:bottom w:val="single" w:sz="4" w:space="0" w:color="AAAAAA"/>
@@ -307,7 +305,7 @@
         </w:tc>
         <w:tc>
           <w:tcPr>
-            <w:tcW w:w="993" w:type="dxa"/>
+            <w:tcW w:w="1276" w:type="dxa"/>
             <w:tcBorders>
               <w:right w:val="single" w:sz="4" w:space="0" w:color="AAAAAA"/>
             </w:tcBorders>
@@ -369,7 +367,7 @@
         </w:tc>
         <w:tc>
           <w:tcPr>
-            <w:tcW w:w="4252" w:type="dxa"/>
+            <w:tcW w:w="3969" w:type="dxa"/>
             <w:gridSpan w:val="4"/>
             <w:shd w:val="clear" w:color="auto" w:fill="FFFFFF"/>
             <w:tcMar>
@@ -393,7 +391,7 @@
         </w:tc>
         <w:tc>
           <w:tcPr>
-            <w:tcW w:w="1418" w:type="dxa"/>
+            <w:tcW w:w="1417" w:type="dxa"/>
             <w:shd w:val="clear" w:color="auto" w:fill="D6E4F0"/>
             <w:tcMar>
               <w:top w:w="100" w:type="dxa"/>
@@ -426,8 +424,8 @@
         </w:tc>
         <w:tc>
           <w:tcPr>
-            <w:tcW w:w="3544" w:type="dxa"/>
-            <w:gridSpan w:val="5"/>
+            <w:tcW w:w="3828" w:type="dxa"/>
+            <w:gridSpan w:val="4"/>
             <w:tcBorders>
               <w:right w:val="single" w:sz="4" w:space="0" w:color="AAAAAA"/>
             </w:tcBorders>
@@ -478,7 +476,7 @@
         <w:tc>
           <w:tcPr>
             <w:tcW w:w="10627" w:type="dxa"/>
-            <w:gridSpan w:val="11"/>
+            <w:gridSpan w:val="10"/>
             <w:tcBorders>
               <w:left w:val="single" w:sz="4" w:space="0" w:color="4472C4"/>
               <w:right w:val="single" w:sz="4" w:space="0" w:color="4472C4"/>
@@ -553,127 +551,6 @@
         </w:tc>
         <w:tc>
           <w:tcPr>
-            <w:tcW w:w="1701" w:type="dxa"/>
-            <w:gridSpan w:val="2"/>
-            <w:shd w:val="clear" w:color="auto" w:fill="FFFFFF"/>
-            <w:tcMar>
-              <w:top w:w="100" w:type="dxa"/>
-              <w:left w:w="140" w:type="dxa"/>
-              <w:bottom w:w="100" w:type="dxa"/>
-              <w:right w:w="140" w:type="dxa"/>
-            </w:tcMar>
-            <w:vAlign w:val="center"/>
-          </w:tcPr>
-          <w:p>
-            <w:pPr>
-              <w:jc w:val="center"/>
-              <w:rPr>
-                <w:rFonts w:ascii="새굴림" w:eastAsia="새굴림" w:hAnsi="새굴림" w:cs="새굴림"/>
-                <w:sz w:val="18"/>
-                <w:szCs w:val="18"/>
-              </w:rPr>
-            </w:pPr>
-            <w:r>
-              <w:rPr>
-                <w:rFonts w:ascii="새굴림" w:eastAsia="새굴림" w:hAnsi="새굴림" w:cs="새굴림"/>
-                <w:sz w:val="18"/>
-                <w:szCs w:val="18"/>
-              </w:rPr>
-              <w:t xml:space="preserve">          cm</w:t>
-            </w:r>
-          </w:p>
-        </w:tc>
-        <w:tc>
-          <w:tcPr>
-            <w:tcW w:w="1276" w:type="dxa"/>
-            <w:tcBorders>
-              <w:top w:val="single" w:sz="4" w:space="0" w:color="AAAAAA"/>
-              <w:bottom w:val="single" w:sz="4" w:space="0" w:color="AAAAAA"/>
-            </w:tcBorders>
-            <w:shd w:val="clear" w:color="auto" w:fill="D6E4F0"/>
-            <w:vAlign w:val="center"/>
-          </w:tcPr>
-          <w:p>
-            <w:pPr>
-              <w:jc w:val="center"/>
-              <w:rPr>
-                <w:rFonts w:ascii="새굴림" w:eastAsia="새굴림" w:hAnsi="새굴림" w:cs="새굴림"/>
-                <w:sz w:val="18"/>
-                <w:szCs w:val="18"/>
-              </w:rPr>
-            </w:pPr>
-            <w:r>
-              <w:rPr>
-                <w:rFonts w:ascii="새굴림" w:eastAsia="새굴림" w:hAnsi="새굴림" w:cs="새굴림"/>
-                <w:b/>
-                <w:bCs/>
-                <w:sz w:val="18"/>
-                <w:szCs w:val="18"/>
-              </w:rPr>
-              <w:t>평소체중</w:t>
-            </w:r>
-          </w:p>
-        </w:tc>
-        <w:tc>
-          <w:tcPr>
-            <w:tcW w:w="1275" w:type="dxa"/>
-            <w:shd w:val="clear" w:color="auto" w:fill="FFFFFF"/>
-            <w:vAlign w:val="center"/>
-          </w:tcPr>
-          <w:p>
-            <w:pPr>
-              <w:jc w:val="center"/>
-              <w:rPr>
-                <w:rFonts w:ascii="새굴림" w:eastAsia="새굴림" w:hAnsi="새굴림" w:cs="새굴림"/>
-                <w:sz w:val="18"/>
-                <w:szCs w:val="18"/>
-              </w:rPr>
-            </w:pPr>
-            <w:r>
-              <w:rPr>
-                <w:rFonts w:ascii="새굴림" w:eastAsia="새굴림" w:hAnsi="새굴림" w:cs="새굴림"/>
-                <w:sz w:val="18"/>
-                <w:szCs w:val="18"/>
-              </w:rPr>
-              <w:t xml:space="preserve">           kg</w:t>
-            </w:r>
-          </w:p>
-        </w:tc>
-        <w:tc>
-          <w:tcPr>
-            <w:tcW w:w="1418" w:type="dxa"/>
-            <w:shd w:val="clear" w:color="auto" w:fill="D6E4F0"/>
-            <w:tcMar>
-              <w:top w:w="100" w:type="dxa"/>
-              <w:left w:w="140" w:type="dxa"/>
-              <w:bottom w:w="100" w:type="dxa"/>
-              <w:right w:w="140" w:type="dxa"/>
-            </w:tcMar>
-            <w:vAlign w:val="center"/>
-          </w:tcPr>
-          <w:p>
-            <w:pPr>
-              <w:jc w:val="center"/>
-              <w:rPr>
-                <w:rFonts w:ascii="새굴림" w:eastAsia="새굴림" w:hAnsi="새굴림" w:cs="새굴림"/>
-                <w:sz w:val="18"/>
-                <w:szCs w:val="18"/>
-              </w:rPr>
-            </w:pPr>
-            <w:r>
-              <w:rPr>
-                <w:rFonts w:ascii="새굴림" w:eastAsia="새굴림" w:hAnsi="새굴림" w:cs="새굴림"/>
-                <w:b/>
-                <w:bCs/>
-                <w:sz w:val="18"/>
-                <w:szCs w:val="18"/>
-              </w:rPr>
-              <w:t>등      급</w:t>
-            </w:r>
-          </w:p>
-        </w:tc>
-        <w:tc>
-          <w:tcPr>
             <w:tcW w:w="1559" w:type="dxa"/>
             <w:gridSpan w:val="2"/>
             <w:shd w:val="clear" w:color="auto" w:fill="FFFFFF"/>
@@ -700,14 +577,13 @@
                 <w:sz w:val="18"/>
                 <w:szCs w:val="18"/>
               </w:rPr>
-              <w:t xml:space="preserve">          </w:t>
-            </w:r>
-          </w:p>
-        </w:tc>
-        <w:tc>
-          <w:tcPr>
-            <w:tcW w:w="992" w:type="dxa"/>
-            <w:gridSpan w:val="2"/>
+              <w:t xml:space="preserve">          cm</w:t>
+            </w:r>
+          </w:p>
+        </w:tc>
+        <w:tc>
+          <w:tcPr>
+            <w:tcW w:w="1134" w:type="dxa"/>
             <w:tcBorders>
               <w:top w:val="single" w:sz="4" w:space="0" w:color="AAAAAA"/>
               <w:bottom w:val="single" w:sz="4" w:space="0" w:color="AAAAAA"/>
@@ -732,13 +608,134 @@
                 <w:sz w:val="18"/>
                 <w:szCs w:val="18"/>
               </w:rPr>
+              <w:t>평소체중</w:t>
+            </w:r>
+          </w:p>
+        </w:tc>
+        <w:tc>
+          <w:tcPr>
+            <w:tcW w:w="1276" w:type="dxa"/>
+            <w:shd w:val="clear" w:color="auto" w:fill="FFFFFF"/>
+            <w:vAlign w:val="center"/>
+          </w:tcPr>
+          <w:p>
+            <w:pPr>
+              <w:jc w:val="center"/>
+              <w:rPr>
+                <w:rFonts w:ascii="새굴림" w:eastAsia="새굴림" w:hAnsi="새굴림" w:cs="새굴림"/>
+                <w:sz w:val="18"/>
+                <w:szCs w:val="18"/>
+              </w:rPr>
+            </w:pPr>
+            <w:r>
+              <w:rPr>
+                <w:rFonts w:ascii="새굴림" w:eastAsia="새굴림" w:hAnsi="새굴림" w:cs="새굴림"/>
+                <w:sz w:val="18"/>
+                <w:szCs w:val="18"/>
+              </w:rPr>
+              <w:t xml:space="preserve">           kg</w:t>
+            </w:r>
+          </w:p>
+        </w:tc>
+        <w:tc>
+          <w:tcPr>
+            <w:tcW w:w="1417" w:type="dxa"/>
+            <w:shd w:val="clear" w:color="auto" w:fill="D6E4F0"/>
+            <w:tcMar>
+              <w:top w:w="100" w:type="dxa"/>
+              <w:left w:w="140" w:type="dxa"/>
+              <w:bottom w:w="100" w:type="dxa"/>
+              <w:right w:w="140" w:type="dxa"/>
+            </w:tcMar>
+            <w:vAlign w:val="center"/>
+          </w:tcPr>
+          <w:p>
+            <w:pPr>
+              <w:jc w:val="center"/>
+              <w:rPr>
+                <w:rFonts w:ascii="새굴림" w:eastAsia="새굴림" w:hAnsi="새굴림" w:cs="새굴림"/>
+                <w:sz w:val="18"/>
+                <w:szCs w:val="18"/>
+              </w:rPr>
+            </w:pPr>
+            <w:r>
+              <w:rPr>
+                <w:rFonts w:ascii="새굴림" w:eastAsia="새굴림" w:hAnsi="새굴림" w:cs="새굴림"/>
+                <w:b/>
+                <w:bCs/>
+                <w:sz w:val="18"/>
+                <w:szCs w:val="18"/>
+              </w:rPr>
+              <w:t>등      급</w:t>
+            </w:r>
+          </w:p>
+        </w:tc>
+        <w:tc>
+          <w:tcPr>
+            <w:tcW w:w="1418" w:type="dxa"/>
+            <w:gridSpan w:val="2"/>
+            <w:shd w:val="clear" w:color="auto" w:fill="FFFFFF"/>
+            <w:tcMar>
+              <w:top w:w="100" w:type="dxa"/>
+              <w:left w:w="140" w:type="dxa"/>
+              <w:bottom w:w="100" w:type="dxa"/>
+              <w:right w:w="140" w:type="dxa"/>
+            </w:tcMar>
+            <w:vAlign w:val="center"/>
+          </w:tcPr>
+          <w:p>
+            <w:pPr>
+              <w:jc w:val="center"/>
+              <w:rPr>
+                <w:rFonts w:ascii="새굴림" w:eastAsia="새굴림" w:hAnsi="새굴림" w:cs="새굴림"/>
+                <w:sz w:val="18"/>
+                <w:szCs w:val="18"/>
+              </w:rPr>
+            </w:pPr>
+            <w:r>
+              <w:rPr>
+                <w:rFonts w:ascii="새굴림" w:eastAsia="새굴림" w:hAnsi="새굴림" w:cs="새굴림"/>
+                <w:sz w:val="18"/>
+                <w:szCs w:val="18"/>
+              </w:rPr>
+              <w:t xml:space="preserve">          </w:t>
+            </w:r>
+          </w:p>
+        </w:tc>
+        <w:tc>
+          <w:tcPr>
+            <w:tcW w:w="1134" w:type="dxa"/>
+            <w:tcBorders>
+              <w:top w:val="single" w:sz="4" w:space="0" w:color="AAAAAA"/>
+              <w:bottom w:val="single" w:sz="4" w:space="0" w:color="AAAAAA"/>
+            </w:tcBorders>
+            <w:shd w:val="clear" w:color="auto" w:fill="D6E4F0"/>
+            <w:vAlign w:val="center"/>
+          </w:tcPr>
+          <w:p>
+            <w:pPr>
+              <w:jc w:val="center"/>
+              <w:rPr>
+                <w:rFonts w:ascii="새굴림" w:eastAsia="새굴림" w:hAnsi="새굴림" w:cs="새굴림"/>
+                <w:sz w:val="18"/>
+                <w:szCs w:val="18"/>
+              </w:rPr>
+            </w:pPr>
+            <w:r>
+              <w:rPr>
+                <w:rFonts w:ascii="새굴림" w:eastAsia="새굴림" w:hAnsi="새굴림" w:cs="새굴림"/>
+                <w:b/>
+                <w:bCs/>
+                <w:sz w:val="18"/>
+                <w:szCs w:val="18"/>
+              </w:rPr>
               <w:t>식사유형</w:t>
             </w:r>
           </w:p>
         </w:tc>
         <w:tc>
           <w:tcPr>
-            <w:tcW w:w="993" w:type="dxa"/>
+            <w:tcW w:w="1276" w:type="dxa"/>
             <w:tcBorders>
               <w:right w:val="single" w:sz="4" w:space="0" w:color="AAAAAA"/>
             </w:tcBorders>
@@ -765,7 +762,7 @@
         <w:tc>
           <w:tcPr>
             <w:tcW w:w="10627" w:type="dxa"/>
-            <w:gridSpan w:val="11"/>
+            <w:gridSpan w:val="10"/>
             <w:tcBorders>
               <w:left w:val="single" w:sz="4" w:space="0" w:color="4472C4"/>
               <w:right w:val="single" w:sz="4" w:space="0" w:color="4472C4"/>
@@ -842,7 +839,7 @@
         </w:tc>
         <w:tc>
           <w:tcPr>
-            <w:tcW w:w="4252" w:type="dxa"/>
+            <w:tcW w:w="3969" w:type="dxa"/>
             <w:gridSpan w:val="4"/>
             <w:shd w:val="clear" w:color="auto" w:fill="FFFFFF"/>
             <w:tcMar>
@@ -874,7 +871,7 @@
         </w:tc>
         <w:tc>
           <w:tcPr>
-            <w:tcW w:w="1418" w:type="dxa"/>
+            <w:tcW w:w="1417" w:type="dxa"/>
             <w:shd w:val="clear" w:color="auto" w:fill="D6E4F0"/>
             <w:tcMar>
               <w:top w:w="100" w:type="dxa"/>
@@ -909,8 +906,8 @@
         </w:tc>
         <w:tc>
           <w:tcPr>
-            <w:tcW w:w="3544" w:type="dxa"/>
-            <w:gridSpan w:val="5"/>
+            <w:tcW w:w="3828" w:type="dxa"/>
+            <w:gridSpan w:val="4"/>
             <w:tcBorders>
               <w:right w:val="single" w:sz="4" w:space="0" w:color="AAAAAA"/>
             </w:tcBorders>
@@ -951,7 +948,7 @@
         <w:tc>
           <w:tcPr>
             <w:tcW w:w="10627" w:type="dxa"/>
-            <w:gridSpan w:val="11"/>
+            <w:gridSpan w:val="10"/>
             <w:tcBorders>
               <w:left w:val="single" w:sz="4" w:space="0" w:color="4472C4"/>
               <w:right w:val="single" w:sz="4" w:space="0" w:color="4472C4"/>
@@ -1026,7 +1023,7 @@
         </w:tc>
         <w:tc>
           <w:tcPr>
-            <w:tcW w:w="4252" w:type="dxa"/>
+            <w:tcW w:w="3969" w:type="dxa"/>
             <w:gridSpan w:val="4"/>
             <w:shd w:val="clear" w:color="auto" w:fill="FFFFFF"/>
             <w:tcMar>
@@ -1067,7 +1064,7 @@
         </w:tc>
         <w:tc>
           <w:tcPr>
-            <w:tcW w:w="1418" w:type="dxa"/>
+            <w:tcW w:w="1417" w:type="dxa"/>
             <w:shd w:val="clear" w:color="auto" w:fill="D6E4F0"/>
             <w:tcMar>
               <w:top w:w="100" w:type="dxa"/>
@@ -1100,8 +1097,8 @@
         </w:tc>
         <w:tc>
           <w:tcPr>
-            <w:tcW w:w="3544" w:type="dxa"/>
-            <w:gridSpan w:val="5"/>
+            <w:tcW w:w="3828" w:type="dxa"/>
+            <w:gridSpan w:val="4"/>
             <w:tcBorders>
               <w:right w:val="single" w:sz="4" w:space="0" w:color="AAAAAA"/>
             </w:tcBorders>
@@ -1176,7 +1173,7 @@
         </w:tc>
         <w:tc>
           <w:tcPr>
-            <w:tcW w:w="4252" w:type="dxa"/>
+            <w:tcW w:w="3969" w:type="dxa"/>
             <w:gridSpan w:val="4"/>
             <w:shd w:val="clear" w:color="auto" w:fill="FFFFFF"/>
             <w:tcMar>
@@ -1207,7 +1204,7 @@
         </w:tc>
         <w:tc>
           <w:tcPr>
-            <w:tcW w:w="1418" w:type="dxa"/>
+            <w:tcW w:w="1417" w:type="dxa"/>
             <w:shd w:val="clear" w:color="auto" w:fill="D6E4F0"/>
             <w:tcMar>
               <w:top w:w="100" w:type="dxa"/>
@@ -1240,8 +1237,8 @@
         </w:tc>
         <w:tc>
           <w:tcPr>
-            <w:tcW w:w="3544" w:type="dxa"/>
-            <w:gridSpan w:val="5"/>
+            <w:tcW w:w="3828" w:type="dxa"/>
+            <w:gridSpan w:val="4"/>
             <w:tcBorders>
               <w:right w:val="single" w:sz="4" w:space="0" w:color="AAAAAA"/>
             </w:tcBorders>
@@ -1381,7 +1378,7 @@
         <w:tc>
           <w:tcPr>
             <w:tcW w:w="9214" w:type="dxa"/>
-            <w:gridSpan w:val="10"/>
+            <w:gridSpan w:val="9"/>
             <w:tcBorders>
               <w:right w:val="single" w:sz="4" w:space="0" w:color="AAAAAA"/>
             </w:tcBorders>
@@ -1421,7 +1418,7 @@
         <w:tc>
           <w:tcPr>
             <w:tcW w:w="10627" w:type="dxa"/>
-            <w:gridSpan w:val="11"/>
+            <w:gridSpan w:val="10"/>
             <w:tcBorders>
               <w:left w:val="single" w:sz="4" w:space="0" w:color="4472C4"/>
               <w:right w:val="single" w:sz="4" w:space="0" w:color="4472C4"/>
@@ -1526,7 +1523,7 @@
         <w:tc>
           <w:tcPr>
             <w:tcW w:w="9214" w:type="dxa"/>
-            <w:gridSpan w:val="10"/>
+            <w:gridSpan w:val="9"/>
             <w:tcBorders>
               <w:right w:val="single" w:sz="4" w:space="0" w:color="AAAAAA"/>
             </w:tcBorders>
@@ -1638,7 +1635,7 @@
         <w:tc>
           <w:tcPr>
             <w:tcW w:w="9214" w:type="dxa"/>
-            <w:gridSpan w:val="10"/>
+            <w:gridSpan w:val="9"/>
             <w:tcBorders>
               <w:right w:val="single" w:sz="4" w:space="0" w:color="AAAAAA"/>
             </w:tcBorders>
@@ -1714,7 +1711,7 @@
         <w:tc>
           <w:tcPr>
             <w:tcW w:w="9214" w:type="dxa"/>
-            <w:gridSpan w:val="10"/>
+            <w:gridSpan w:val="9"/>
             <w:tcBorders>
               <w:right w:val="single" w:sz="4" w:space="0" w:color="AAAAAA"/>
             </w:tcBorders>
@@ -1790,7 +1787,7 @@
         <w:tc>
           <w:tcPr>
             <w:tcW w:w="9214" w:type="dxa"/>
-            <w:gridSpan w:val="10"/>
+            <w:gridSpan w:val="9"/>
             <w:tcBorders>
               <w:right w:val="single" w:sz="4" w:space="0" w:color="AAAAAA"/>
             </w:tcBorders>
@@ -1830,7 +1827,7 @@
         <w:tc>
           <w:tcPr>
             <w:tcW w:w="10627" w:type="dxa"/>
-            <w:gridSpan w:val="11"/>
+            <w:gridSpan w:val="10"/>
             <w:tcBorders>
               <w:left w:val="single" w:sz="4" w:space="0" w:color="4472C4"/>
               <w:right w:val="single" w:sz="4" w:space="0" w:color="4472C4"/>
@@ -1905,7 +1902,7 @@
         </w:tc>
         <w:tc>
           <w:tcPr>
-            <w:tcW w:w="4252" w:type="dxa"/>
+            <w:tcW w:w="3969" w:type="dxa"/>
             <w:gridSpan w:val="4"/>
             <w:shd w:val="clear" w:color="auto" w:fill="FFFFFF"/>
             <w:tcMar>
@@ -1937,7 +1934,7 @@
         </w:tc>
         <w:tc>
           <w:tcPr>
-            <w:tcW w:w="1418" w:type="dxa"/>
+            <w:tcW w:w="1417" w:type="dxa"/>
             <w:shd w:val="clear" w:color="auto" w:fill="D6E4F0"/>
             <w:tcMar>
               <w:top w:w="100" w:type="dxa"/>
@@ -1982,8 +1979,8 @@
         </w:tc>
         <w:tc>
           <w:tcPr>
-            <w:tcW w:w="3544" w:type="dxa"/>
-            <w:gridSpan w:val="5"/>
+            <w:tcW w:w="3828" w:type="dxa"/>
+            <w:gridSpan w:val="4"/>
             <w:tcBorders>
               <w:right w:val="single" w:sz="4" w:space="0" w:color="AAAAAA"/>
             </w:tcBorders>
@@ -2072,7 +2069,7 @@
         <w:tc>
           <w:tcPr>
             <w:tcW w:w="9214" w:type="dxa"/>
-            <w:gridSpan w:val="10"/>
+            <w:gridSpan w:val="9"/>
             <w:tcBorders>
               <w:right w:val="single" w:sz="4" w:space="0" w:color="AAAAAA"/>
             </w:tcBorders>
@@ -2130,7 +2127,7 @@
         <w:tc>
           <w:tcPr>
             <w:tcW w:w="10627" w:type="dxa"/>
-            <w:gridSpan w:val="11"/>
+            <w:gridSpan w:val="10"/>
             <w:tcBorders>
               <w:left w:val="single" w:sz="4" w:space="0" w:color="4472C4"/>
               <w:right w:val="single" w:sz="4" w:space="0" w:color="4472C4"/>
@@ -2235,7 +2232,7 @@
         <w:tc>
           <w:tcPr>
             <w:tcW w:w="9214" w:type="dxa"/>
-            <w:gridSpan w:val="10"/>
+            <w:gridSpan w:val="9"/>
             <w:tcBorders>
               <w:right w:val="single" w:sz="4" w:space="0" w:color="AAAAAA"/>
             </w:tcBorders>
@@ -2304,7 +2301,7 @@
         <w:tc>
           <w:tcPr>
             <w:tcW w:w="9214" w:type="dxa"/>
-            <w:gridSpan w:val="10"/>
+            <w:gridSpan w:val="9"/>
             <w:tcBorders>
               <w:right w:val="single" w:sz="4" w:space="0" w:color="AAAAAA"/>
             </w:tcBorders>
@@ -2466,7 +2463,7 @@
         <w:tc>
           <w:tcPr>
             <w:tcW w:w="9214" w:type="dxa"/>
-            <w:gridSpan w:val="10"/>
+            <w:gridSpan w:val="9"/>
             <w:tcBorders>
               <w:right w:val="single" w:sz="4" w:space="0" w:color="AAAAAA"/>
             </w:tcBorders>
@@ -2581,7 +2578,7 @@
         <w:tc>
           <w:tcPr>
             <w:tcW w:w="9214" w:type="dxa"/>
-            <w:gridSpan w:val="10"/>
+            <w:gridSpan w:val="9"/>
             <w:tcBorders>
               <w:right w:val="single" w:sz="4" w:space="0" w:color="AAAAAA"/>
             </w:tcBorders>
@@ -2639,7 +2636,7 @@
         <w:tc>
           <w:tcPr>
             <w:tcW w:w="10627" w:type="dxa"/>
-            <w:gridSpan w:val="11"/>
+            <w:gridSpan w:val="10"/>
             <w:tcBorders>
               <w:left w:val="single" w:sz="4" w:space="0" w:color="4472C4"/>
               <w:right w:val="single" w:sz="4" w:space="0" w:color="4472C4"/>
@@ -2829,7 +2826,6 @@
         <w:tc>
           <w:tcPr>
             <w:tcW w:w="1276" w:type="dxa"/>
-            <w:gridSpan w:val="2"/>
             <w:tcBorders>
               <w:right w:val="single" w:sz="4" w:space="0" w:color="AAAAAA"/>
             </w:tcBorders>
@@ -2900,7 +2896,7 @@
         <w:tc>
           <w:tcPr>
             <w:tcW w:w="9214" w:type="dxa"/>
-            <w:gridSpan w:val="10"/>
+            <w:gridSpan w:val="9"/>
             <w:tcBorders>
               <w:right w:val="single" w:sz="4" w:space="0" w:color="AAAAAA"/>
             </w:tcBorders>
@@ -2996,7 +2992,7 @@
         <w:tc>
           <w:tcPr>
             <w:tcW w:w="9214" w:type="dxa"/>
-            <w:gridSpan w:val="10"/>
+            <w:gridSpan w:val="9"/>
             <w:tcBorders>
               <w:right w:val="single" w:sz="4" w:space="0" w:color="AAAAAA"/>
             </w:tcBorders>
@@ -3092,7 +3088,7 @@
         <w:tc>
           <w:tcPr>
             <w:tcW w:w="9214" w:type="dxa"/>
-            <w:gridSpan w:val="10"/>
+            <w:gridSpan w:val="9"/>
             <w:tcBorders>
               <w:right w:val="single" w:sz="4" w:space="0" w:color="AAAAAA"/>
             </w:tcBorders>
@@ -3168,7 +3164,7 @@
         <w:tc>
           <w:tcPr>
             <w:tcW w:w="10627" w:type="dxa"/>
-            <w:gridSpan w:val="11"/>
+            <w:gridSpan w:val="10"/>
             <w:tcBorders>
               <w:left w:val="single" w:sz="4" w:space="0" w:color="4472C4"/>
               <w:right w:val="single" w:sz="4" w:space="0" w:color="4472C4"/>
@@ -3343,7 +3339,7 @@
         <w:tc>
           <w:tcPr>
             <w:tcW w:w="7839" w:type="dxa"/>
-            <w:gridSpan w:val="9"/>
+            <w:gridSpan w:val="8"/>
             <w:tcBorders>
               <w:right w:val="single" w:sz="4" w:space="0" w:color="AAAAAA"/>
             </w:tcBorders>
@@ -3421,7 +3417,7 @@
         <w:tc>
           <w:tcPr>
             <w:tcW w:w="7839" w:type="dxa"/>
-            <w:gridSpan w:val="9"/>
+            <w:gridSpan w:val="8"/>
             <w:tcBorders>
               <w:right w:val="single" w:sz="4" w:space="0" w:color="AAAAAA"/>
             </w:tcBorders>
@@ -3450,7 +3446,7 @@
         <w:tc>
           <w:tcPr>
             <w:tcW w:w="10627" w:type="dxa"/>
-            <w:gridSpan w:val="11"/>
+            <w:gridSpan w:val="10"/>
             <w:tcBorders>
               <w:left w:val="single" w:sz="4" w:space="0" w:color="4472C4"/>
               <w:right w:val="single" w:sz="4" w:space="0" w:color="4472C4"/>
@@ -3526,7 +3522,7 @@
         <w:tc>
           <w:tcPr>
             <w:tcW w:w="9214" w:type="dxa"/>
-            <w:gridSpan w:val="10"/>
+            <w:gridSpan w:val="9"/>
             <w:tcBorders>
               <w:right w:val="single" w:sz="4" w:space="0" w:color="AAAAAA"/>
             </w:tcBorders>
@@ -3599,7 +3595,7 @@
         <w:tc>
           <w:tcPr>
             <w:tcW w:w="10627" w:type="dxa"/>
-            <w:gridSpan w:val="11"/>
+            <w:gridSpan w:val="10"/>
             <w:tcBorders>
               <w:left w:val="single" w:sz="4" w:space="0" w:color="4472C4"/>
               <w:right w:val="single" w:sz="4" w:space="0" w:color="4472C4"/>
@@ -3676,7 +3672,7 @@
         <w:tc>
           <w:tcPr>
             <w:tcW w:w="9214" w:type="dxa"/>
-            <w:gridSpan w:val="10"/>
+            <w:gridSpan w:val="9"/>
             <w:tcBorders>
               <w:bottom w:val="single" w:sz="4" w:space="0" w:color="AAAAAA"/>
               <w:right w:val="single" w:sz="4" w:space="0" w:color="AAAAAA"/>

--- a/영양사정기록지_개정.docx
+++ b/영양사정기록지_개정.docx
@@ -38,16 +38,16 @@
         <w:tblLook w:val="04A0" w:firstRow="1" w:lastRow="0" w:firstColumn="1" w:lastColumn="0" w:noHBand="0" w:noVBand="1"/>
       </w:tblPr>
       <w:tblGrid>
-        <w:gridCol w:w="1413"/>
-        <w:gridCol w:w="1375"/>
-        <w:gridCol w:w="184"/>
+        <w:gridCol w:w="1412"/>
+        <w:gridCol w:w="638"/>
+        <w:gridCol w:w="638"/>
         <w:gridCol w:w="1134"/>
-        <w:gridCol w:w="1276"/>
+        <w:gridCol w:w="1417"/>
         <w:gridCol w:w="1417"/>
         <w:gridCol w:w="709"/>
         <w:gridCol w:w="709"/>
         <w:gridCol w:w="1134"/>
-        <w:gridCol w:w="1276"/>
+        <w:gridCol w:w="1417"/>
       </w:tblGrid>
       <w:tr>
         <w:trPr>

--- a/영양사정기록지_개정.docx
+++ b/영양사정기록지_개정.docx
@@ -38,16 +38,16 @@
         <w:tblLook w:val="04A0" w:firstRow="1" w:lastRow="0" w:firstColumn="1" w:lastColumn="0" w:noHBand="0" w:noVBand="1"/>
       </w:tblPr>
       <w:tblGrid>
-        <w:gridCol w:w="1412"/>
-        <w:gridCol w:w="638"/>
-        <w:gridCol w:w="638"/>
-        <w:gridCol w:w="1134"/>
+        <w:gridCol w:w="1413"/>
+        <w:gridCol w:w="1276"/>
+        <w:gridCol w:w="99"/>
+        <w:gridCol w:w="1035"/>
         <w:gridCol w:w="1417"/>
-        <w:gridCol w:w="1417"/>
-        <w:gridCol w:w="709"/>
+        <w:gridCol w:w="1418"/>
+        <w:gridCol w:w="850"/>
         <w:gridCol w:w="709"/>
         <w:gridCol w:w="1134"/>
-        <w:gridCol w:w="1417"/>
+        <w:gridCol w:w="1276"/>
       </w:tblGrid>
       <w:tr>
         <w:trPr>
@@ -133,8 +133,7 @@
         </w:tc>
         <w:tc>
           <w:tcPr>
-            <w:tcW w:w="1559" w:type="dxa"/>
-            <w:gridSpan w:val="2"/>
+            <w:tcW w:w="1276" w:type="dxa"/>
             <w:shd w:val="clear" w:color="auto" w:fill="FFFFFF"/>
             <w:tcMar>
               <w:top w:w="100" w:type="dxa"/>
@@ -168,6 +167,7 @@
         <w:tc>
           <w:tcPr>
             <w:tcW w:w="1134" w:type="dxa"/>
+            <w:gridSpan w:val="2"/>
             <w:tcBorders>
               <w:top w:val="single" w:sz="4" w:space="0" w:color="AAAAAA"/>
               <w:bottom w:val="single" w:sz="4" w:space="0" w:color="AAAAAA"/>
@@ -198,7 +198,7 @@
         </w:tc>
         <w:tc>
           <w:tcPr>
-            <w:tcW w:w="1276" w:type="dxa"/>
+            <w:tcW w:w="1417" w:type="dxa"/>
             <w:shd w:val="clear" w:color="auto" w:fill="FFFFFF"/>
             <w:vAlign w:val="center"/>
           </w:tcPr>
@@ -217,7 +217,7 @@
         </w:tc>
         <w:tc>
           <w:tcPr>
-            <w:tcW w:w="1417" w:type="dxa"/>
+            <w:tcW w:w="1418" w:type="dxa"/>
             <w:shd w:val="clear" w:color="auto" w:fill="D6E4F0"/>
             <w:tcMar>
               <w:top w:w="100" w:type="dxa"/>
@@ -250,7 +250,7 @@
         </w:tc>
         <w:tc>
           <w:tcPr>
-            <w:tcW w:w="1418" w:type="dxa"/>
+            <w:tcW w:w="1559" w:type="dxa"/>
             <w:gridSpan w:val="2"/>
             <w:shd w:val="clear" w:color="auto" w:fill="FFFFFF"/>
             <w:tcMar>
@@ -367,7 +367,7 @@
         </w:tc>
         <w:tc>
           <w:tcPr>
-            <w:tcW w:w="3969" w:type="dxa"/>
+            <w:tcW w:w="3827" w:type="dxa"/>
             <w:gridSpan w:val="4"/>
             <w:shd w:val="clear" w:color="auto" w:fill="FFFFFF"/>
             <w:tcMar>
@@ -391,7 +391,7 @@
         </w:tc>
         <w:tc>
           <w:tcPr>
-            <w:tcW w:w="1417" w:type="dxa"/>
+            <w:tcW w:w="1418" w:type="dxa"/>
             <w:shd w:val="clear" w:color="auto" w:fill="D6E4F0"/>
             <w:tcMar>
               <w:top w:w="100" w:type="dxa"/>
@@ -424,7 +424,7 @@
         </w:tc>
         <w:tc>
           <w:tcPr>
-            <w:tcW w:w="3828" w:type="dxa"/>
+            <w:tcW w:w="3969" w:type="dxa"/>
             <w:gridSpan w:val="4"/>
             <w:tcBorders>
               <w:right w:val="single" w:sz="4" w:space="0" w:color="AAAAAA"/>
@@ -551,39 +551,39 @@
         </w:tc>
         <w:tc>
           <w:tcPr>
-            <w:tcW w:w="1559" w:type="dxa"/>
+            <w:tcW w:w="1276" w:type="dxa"/>
+            <w:shd w:val="clear" w:color="auto" w:fill="FFFFFF"/>
+            <w:tcMar>
+              <w:top w:w="100" w:type="dxa"/>
+              <w:left w:w="140" w:type="dxa"/>
+              <w:bottom w:w="100" w:type="dxa"/>
+              <w:right w:w="140" w:type="dxa"/>
+            </w:tcMar>
+            <w:vAlign w:val="center"/>
+          </w:tcPr>
+          <w:p>
+            <w:pPr>
+              <w:jc w:val="center"/>
+              <w:rPr>
+                <w:rFonts w:ascii="새굴림" w:eastAsia="새굴림" w:hAnsi="새굴림" w:cs="새굴림"/>
+                <w:sz w:val="18"/>
+                <w:szCs w:val="18"/>
+              </w:rPr>
+            </w:pPr>
+            <w:r>
+              <w:rPr>
+                <w:rFonts w:ascii="새굴림" w:eastAsia="새굴림" w:hAnsi="새굴림" w:cs="새굴림"/>
+                <w:sz w:val="18"/>
+                <w:szCs w:val="18"/>
+              </w:rPr>
+              <w:t xml:space="preserve">          cm</w:t>
+            </w:r>
+          </w:p>
+        </w:tc>
+        <w:tc>
+          <w:tcPr>
+            <w:tcW w:w="1134" w:type="dxa"/>
             <w:gridSpan w:val="2"/>
-            <w:shd w:val="clear" w:color="auto" w:fill="FFFFFF"/>
-            <w:tcMar>
-              <w:top w:w="100" w:type="dxa"/>
-              <w:left w:w="140" w:type="dxa"/>
-              <w:bottom w:w="100" w:type="dxa"/>
-              <w:right w:w="140" w:type="dxa"/>
-            </w:tcMar>
-            <w:vAlign w:val="center"/>
-          </w:tcPr>
-          <w:p>
-            <w:pPr>
-              <w:jc w:val="center"/>
-              <w:rPr>
-                <w:rFonts w:ascii="새굴림" w:eastAsia="새굴림" w:hAnsi="새굴림" w:cs="새굴림"/>
-                <w:sz w:val="18"/>
-                <w:szCs w:val="18"/>
-              </w:rPr>
-            </w:pPr>
-            <w:r>
-              <w:rPr>
-                <w:rFonts w:ascii="새굴림" w:eastAsia="새굴림" w:hAnsi="새굴림" w:cs="새굴림"/>
-                <w:sz w:val="18"/>
-                <w:szCs w:val="18"/>
-              </w:rPr>
-              <w:t xml:space="preserve">          cm</w:t>
-            </w:r>
-          </w:p>
-        </w:tc>
-        <w:tc>
-          <w:tcPr>
-            <w:tcW w:w="1134" w:type="dxa"/>
             <w:tcBorders>
               <w:top w:val="single" w:sz="4" w:space="0" w:color="AAAAAA"/>
               <w:bottom w:val="single" w:sz="4" w:space="0" w:color="AAAAAA"/>
@@ -614,7 +614,7 @@
         </w:tc>
         <w:tc>
           <w:tcPr>
-            <w:tcW w:w="1276" w:type="dxa"/>
+            <w:tcW w:w="1417" w:type="dxa"/>
             <w:shd w:val="clear" w:color="auto" w:fill="FFFFFF"/>
             <w:vAlign w:val="center"/>
           </w:tcPr>
@@ -639,7 +639,7 @@
         </w:tc>
         <w:tc>
           <w:tcPr>
-            <w:tcW w:w="1417" w:type="dxa"/>
+            <w:tcW w:w="1418" w:type="dxa"/>
             <w:shd w:val="clear" w:color="auto" w:fill="D6E4F0"/>
             <w:tcMar>
               <w:top w:w="100" w:type="dxa"/>
@@ -672,7 +672,7 @@
         </w:tc>
         <w:tc>
           <w:tcPr>
-            <w:tcW w:w="1418" w:type="dxa"/>
+            <w:tcW w:w="1559" w:type="dxa"/>
             <w:gridSpan w:val="2"/>
             <w:shd w:val="clear" w:color="auto" w:fill="FFFFFF"/>
             <w:tcMar>
@@ -839,7 +839,7 @@
         </w:tc>
         <w:tc>
           <w:tcPr>
-            <w:tcW w:w="3969" w:type="dxa"/>
+            <w:tcW w:w="3827" w:type="dxa"/>
             <w:gridSpan w:val="4"/>
             <w:shd w:val="clear" w:color="auto" w:fill="FFFFFF"/>
             <w:tcMar>
@@ -871,7 +871,7 @@
         </w:tc>
         <w:tc>
           <w:tcPr>
-            <w:tcW w:w="1417" w:type="dxa"/>
+            <w:tcW w:w="1418" w:type="dxa"/>
             <w:shd w:val="clear" w:color="auto" w:fill="D6E4F0"/>
             <w:tcMar>
               <w:top w:w="100" w:type="dxa"/>
@@ -906,7 +906,7 @@
         </w:tc>
         <w:tc>
           <w:tcPr>
-            <w:tcW w:w="3828" w:type="dxa"/>
+            <w:tcW w:w="3969" w:type="dxa"/>
             <w:gridSpan w:val="4"/>
             <w:tcBorders>
               <w:right w:val="single" w:sz="4" w:space="0" w:color="AAAAAA"/>
@@ -1023,7 +1023,7 @@
         </w:tc>
         <w:tc>
           <w:tcPr>
-            <w:tcW w:w="3969" w:type="dxa"/>
+            <w:tcW w:w="3827" w:type="dxa"/>
             <w:gridSpan w:val="4"/>
             <w:shd w:val="clear" w:color="auto" w:fill="FFFFFF"/>
             <w:tcMar>
@@ -1064,7 +1064,7 @@
         </w:tc>
         <w:tc>
           <w:tcPr>
-            <w:tcW w:w="1417" w:type="dxa"/>
+            <w:tcW w:w="1418" w:type="dxa"/>
             <w:shd w:val="clear" w:color="auto" w:fill="D6E4F0"/>
             <w:tcMar>
               <w:top w:w="100" w:type="dxa"/>
@@ -1097,7 +1097,7 @@
         </w:tc>
         <w:tc>
           <w:tcPr>
-            <w:tcW w:w="3828" w:type="dxa"/>
+            <w:tcW w:w="3969" w:type="dxa"/>
             <w:gridSpan w:val="4"/>
             <w:tcBorders>
               <w:right w:val="single" w:sz="4" w:space="0" w:color="AAAAAA"/>
@@ -1173,7 +1173,7 @@
         </w:tc>
         <w:tc>
           <w:tcPr>
-            <w:tcW w:w="3969" w:type="dxa"/>
+            <w:tcW w:w="3827" w:type="dxa"/>
             <w:gridSpan w:val="4"/>
             <w:shd w:val="clear" w:color="auto" w:fill="FFFFFF"/>
             <w:tcMar>
@@ -1204,7 +1204,7 @@
         </w:tc>
         <w:tc>
           <w:tcPr>
-            <w:tcW w:w="1417" w:type="dxa"/>
+            <w:tcW w:w="1418" w:type="dxa"/>
             <w:shd w:val="clear" w:color="auto" w:fill="D6E4F0"/>
             <w:tcMar>
               <w:top w:w="100" w:type="dxa"/>
@@ -1237,7 +1237,7 @@
         </w:tc>
         <w:tc>
           <w:tcPr>
-            <w:tcW w:w="3828" w:type="dxa"/>
+            <w:tcW w:w="3969" w:type="dxa"/>
             <w:gridSpan w:val="4"/>
             <w:tcBorders>
               <w:right w:val="single" w:sz="4" w:space="0" w:color="AAAAAA"/>
@@ -1902,7 +1902,7 @@
         </w:tc>
         <w:tc>
           <w:tcPr>
-            <w:tcW w:w="3969" w:type="dxa"/>
+            <w:tcW w:w="3827" w:type="dxa"/>
             <w:gridSpan w:val="4"/>
             <w:shd w:val="clear" w:color="auto" w:fill="FFFFFF"/>
             <w:tcMar>
@@ -1934,7 +1934,7 @@
         </w:tc>
         <w:tc>
           <w:tcPr>
-            <w:tcW w:w="1417" w:type="dxa"/>
+            <w:tcW w:w="1418" w:type="dxa"/>
             <w:shd w:val="clear" w:color="auto" w:fill="D6E4F0"/>
             <w:tcMar>
               <w:top w:w="100" w:type="dxa"/>
@@ -1979,7 +1979,7 @@
         </w:tc>
         <w:tc>
           <w:tcPr>
-            <w:tcW w:w="3828" w:type="dxa"/>
+            <w:tcW w:w="3969" w:type="dxa"/>
             <w:gridSpan w:val="4"/>
             <w:tcBorders>
               <w:right w:val="single" w:sz="4" w:space="0" w:color="AAAAAA"/>
@@ -2570,7 +2570,6 @@
                 <w:sz w:val="18"/>
                 <w:szCs w:val="18"/>
               </w:rPr>
-              <w:lastRenderedPageBreak/>
               <w:t>영양 관련 약물 영향</w:t>
             </w:r>
           </w:p>
@@ -2663,6 +2662,7 @@
                 <w:bCs/>
                 <w:color w:val="7F4F00"/>
               </w:rPr>
+              <w:lastRenderedPageBreak/>
               <w:t xml:space="preserve">▶ 종교 및 문화적 </w:t>
             </w:r>
             <w:proofErr w:type="gramStart"/>
@@ -3305,6 +3305,7 @@
         <w:tc>
           <w:tcPr>
             <w:tcW w:w="1375" w:type="dxa"/>
+            <w:gridSpan w:val="2"/>
             <w:shd w:val="clear" w:color="auto" w:fill="FFFFFF"/>
             <w:noWrap/>
             <w:tcMar>
@@ -3339,7 +3340,7 @@
         <w:tc>
           <w:tcPr>
             <w:tcW w:w="7839" w:type="dxa"/>
-            <w:gridSpan w:val="8"/>
+            <w:gridSpan w:val="7"/>
             <w:tcBorders>
               <w:right w:val="single" w:sz="4" w:space="0" w:color="AAAAAA"/>
             </w:tcBorders>
@@ -3391,6 +3392,7 @@
         <w:tc>
           <w:tcPr>
             <w:tcW w:w="1375" w:type="dxa"/>
+            <w:gridSpan w:val="2"/>
             <w:shd w:val="clear" w:color="auto" w:fill="FFFFFF"/>
             <w:noWrap/>
             <w:vAlign w:val="center"/>
@@ -3417,7 +3419,7 @@
         <w:tc>
           <w:tcPr>
             <w:tcW w:w="7839" w:type="dxa"/>
-            <w:gridSpan w:val="8"/>
+            <w:gridSpan w:val="7"/>
             <w:tcBorders>
               <w:right w:val="single" w:sz="4" w:space="0" w:color="AAAAAA"/>
             </w:tcBorders>
